--- a/docs/Final Report.docx
+++ b/docs/Final Report.docx
@@ -117,7 +117,7 @@
             <mc:AlternateContent>
               <mc:Choice Requires="wps">
                 <w:drawing>
-                  <wp:anchor distT="45720" distB="45720" distL="114300" distR="114300" simplePos="0" relativeHeight="251661312" behindDoc="0" locked="0" layoutInCell="1" allowOverlap="1" wp14:anchorId="28795220" wp14:editId="7ED1FA60">
+                  <wp:anchor distT="45720" distB="45720" distL="114300" distR="114300" simplePos="0" relativeHeight="251661312" behindDoc="0" locked="0" layoutInCell="1" allowOverlap="1" wp14:anchorId="28795220" wp14:editId="04B53B30">
                     <wp:simplePos x="0" y="0"/>
                     <wp:positionH relativeFrom="margin">
                       <wp:align>center</wp:align>
@@ -125,8 +125,8 @@
                     <wp:positionV relativeFrom="paragraph">
                       <wp:posOffset>3616325</wp:posOffset>
                     </wp:positionV>
-                    <wp:extent cx="5951220" cy="694690"/>
-                    <wp:effectExtent l="0" t="0" r="11430" b="10160"/>
+                    <wp:extent cx="5951220" cy="990600"/>
+                    <wp:effectExtent l="0" t="0" r="11430" b="19050"/>
                     <wp:wrapSquare wrapText="bothSides"/>
                     <wp:docPr id="217" name="Text Box 2"/>
                     <wp:cNvGraphicFramePr>
@@ -141,7 +141,7 @@
                           <wps:spPr bwMode="auto">
                             <a:xfrm>
                               <a:off x="0" y="0"/>
-                              <a:ext cx="5951220" cy="694690"/>
+                              <a:ext cx="5951220" cy="990600"/>
                             </a:xfrm>
                             <a:prstGeom prst="rect">
                               <a:avLst/>
@@ -161,6 +161,9 @@
                           <wps:txbx>
                             <w:txbxContent>
                               <w:p>
+                                <w:r>
+                                  <w:t xml:space="preserve">Deployment: </w:t>
+                                </w:r>
                                 <w:hyperlink r:id="rId10" w:history="1">
                                   <w:r>
                                     <w:rPr>
@@ -179,6 +182,9 @@
                                     <w:szCs w:val="22"/>
                                   </w:rPr>
                                 </w:pPr>
+                                <w:r>
+                                  <w:t xml:space="preserve">GitHub: </w:t>
+                                </w:r>
                                 <w:hyperlink r:id="rId11" w:history="1">
                                   <w:r>
                                     <w:rPr>
@@ -215,10 +221,13 @@
                     <v:stroke joinstyle="miter"/>
                     <v:path gradientshapeok="t" o:connecttype="rect"/>
                   </v:shapetype>
-                  <v:shape id="Text Box 2" o:spid="_x0000_s1026" type="#_x0000_t202" style="position:absolute;left:0;text-align:left;margin-left:0;margin-top:284.75pt;width:468.6pt;height:54.7pt;z-index:251661312;visibility:visible;mso-wrap-style:square;mso-width-percent:0;mso-height-percent:0;mso-wrap-distance-left:9pt;mso-wrap-distance-top:3.6pt;mso-wrap-distance-right:9pt;mso-wrap-distance-bottom:3.6pt;mso-position-horizontal:center;mso-position-horizontal-relative:margin;mso-position-vertical:absolute;mso-position-vertical-relative:text;mso-width-percent:0;mso-height-percent:0;mso-width-relative:margin;mso-height-relative:margin;v-text-anchor:top" o:gfxdata="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">
+                  <v:shape id="Text Box 2" o:spid="_x0000_s1026" type="#_x0000_t202" style="position:absolute;left:0;text-align:left;margin-left:0;margin-top:284.75pt;width:468.6pt;height:78pt;z-index:251661312;visibility:visible;mso-wrap-style:square;mso-width-percent:0;mso-height-percent:0;mso-wrap-distance-left:9pt;mso-wrap-distance-top:3.6pt;mso-wrap-distance-right:9pt;mso-wrap-distance-bottom:3.6pt;mso-position-horizontal:center;mso-position-horizontal-relative:margin;mso-position-vertical:absolute;mso-position-vertical-relative:text;mso-width-percent:0;mso-height-percent:0;mso-width-relative:margin;mso-height-relative:margin;v-text-anchor:top" o:gfxdata="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">
                     <v:textbox>
                       <w:txbxContent>
                         <w:p>
+                          <w:r>
+                            <w:t xml:space="preserve">Deployment: </w:t>
+                          </w:r>
                           <w:hyperlink r:id="rId12" w:history="1">
                             <w:r>
                               <w:rPr>
@@ -237,6 +246,9 @@
                               <w:szCs w:val="22"/>
                             </w:rPr>
                           </w:pPr>
+                          <w:r>
+                            <w:t xml:space="preserve">GitHub: </w:t>
+                          </w:r>
                           <w:hyperlink r:id="rId13" w:history="1">
                             <w:r>
                               <w:rPr>
@@ -296,6 +308,7 @@
             <w:dataBinding w:prefixMappings="xmlns:ns0='http://purl.org/dc/elements/1.1/' xmlns:ns1='http://schemas.openxmlformats.org/package/2006/metadata/core-properties' " w:xpath="/ns1:coreProperties[1]/ns0:subject[1]" w:storeItemID="{6C3C8BC8-F283-45AE-878A-BAB7291924A1}"/>
             <w:text/>
           </w:sdtPr>
+          <w:sdtEndPr/>
           <w:sdtContent>
             <w:p>
               <w:pPr>
@@ -459,13 +472,23 @@
                     <w:szCs w:val="22"/>
                   </w:rPr>
                 </w:pPr>
+                <w:proofErr w:type="spellStart"/>
                 <w:r>
                   <w:rPr>
                     <w:rFonts w:ascii="Arial" w:hAnsi="Arial" w:cs="Arial"/>
                     <w:sz w:val="22"/>
                     <w:szCs w:val="22"/>
                   </w:rPr>
-                  <w:t>Akrishta Ale (12267761)</w:t>
+                  <w:t>Akrishta</w:t>
+                </w:r>
+                <w:proofErr w:type="spellEnd"/>
+                <w:r>
+                  <w:rPr>
+                    <w:rFonts w:ascii="Arial" w:hAnsi="Arial" w:cs="Arial"/>
+                    <w:sz w:val="22"/>
+                    <w:szCs w:val="22"/>
+                  </w:rPr>
+                  <w:t xml:space="preserve"> Ale (12267761)</w:t>
                 </w:r>
               </w:p>
             </w:tc>
@@ -639,6 +662,7 @@
                                     <w:calendar w:val="gregorian"/>
                                   </w:date>
                                 </w:sdtPr>
+                                <w:sdtEndPr/>
                                 <w:sdtContent>
                                   <w:p>
                                     <w:pPr>
@@ -684,6 +708,7 @@
                                     <w:dataBinding w:prefixMappings="xmlns:ns0='http://schemas.openxmlformats.org/officeDocument/2006/extended-properties' " w:xpath="/ns0:Properties[1]/ns0:Company[1]" w:storeItemID="{6668398D-A668-4E3E-A5EB-62B293D839F1}"/>
                                     <w:text/>
                                   </w:sdtPr>
+                                  <w:sdtEndPr/>
                                   <w:sdtContent>
                                     <w:r>
                                       <w:rPr>
@@ -715,6 +740,7 @@
                                     <w:dataBinding w:prefixMappings="xmlns:ns0='http://schemas.microsoft.com/office/2006/coverPageProps' " w:xpath="/ns0:CoverPageProperties[1]/ns0:CompanyAddress[1]" w:storeItemID="{55AF091B-3C7A-41E3-B477-F2FDAA23CFDA}"/>
                                     <w:text/>
                                   </w:sdtPr>
+                                  <w:sdtEndPr/>
                                   <w:sdtContent>
                                     <w:r>
                                       <w:rPr>
@@ -1037,7 +1063,7 @@
             </w:rPr>
             <w:fldChar w:fldCharType="separate"/>
           </w:r>
-          <w:hyperlink w:anchor="_Toc242572919" w:history="1">
+          <w:hyperlink w:anchor="_Toc242813123" w:history="1">
             <w:r>
               <w:rPr>
                 <w:rStyle w:val="Hyperlink"/>
@@ -1065,7 +1091,7 @@
                 <w:noProof/>
                 <w:webHidden/>
               </w:rPr>
-              <w:instrText xml:space="preserve"> PAGEREF _Toc242572919 \h </w:instrText>
+              <w:instrText xml:space="preserve"> PAGEREF _Toc242813123 \h </w:instrText>
             </w:r>
             <w:r>
               <w:rPr>
@@ -1109,7 +1135,7 @@
               <w:lang w:eastAsia="en-AU"/>
             </w:rPr>
           </w:pPr>
-          <w:hyperlink w:anchor="_Toc242572920" w:history="1">
+          <w:hyperlink w:anchor="_Toc242813124" w:history="1">
             <w:r>
               <w:rPr>
                 <w:rStyle w:val="Hyperlink"/>
@@ -1153,7 +1179,7 @@
                 <w:noProof/>
                 <w:webHidden/>
               </w:rPr>
-              <w:instrText xml:space="preserve"> PAGEREF _Toc242572920 \h </w:instrText>
+              <w:instrText xml:space="preserve"> PAGEREF _Toc242813124 \h </w:instrText>
             </w:r>
             <w:r>
               <w:rPr>
@@ -1197,7 +1223,7 @@
               <w:lang w:eastAsia="en-AU"/>
             </w:rPr>
           </w:pPr>
-          <w:hyperlink w:anchor="_Toc242572921" w:history="1">
+          <w:hyperlink w:anchor="_Toc242813125" w:history="1">
             <w:r>
               <w:rPr>
                 <w:rStyle w:val="Hyperlink"/>
@@ -1241,7 +1267,7 @@
                 <w:noProof/>
                 <w:webHidden/>
               </w:rPr>
-              <w:instrText xml:space="preserve"> PAGEREF _Toc242572921 \h </w:instrText>
+              <w:instrText xml:space="preserve"> PAGEREF _Toc242813125 \h </w:instrText>
             </w:r>
             <w:r>
               <w:rPr>
@@ -1285,7 +1311,7 @@
               <w:lang w:eastAsia="en-AU"/>
             </w:rPr>
           </w:pPr>
-          <w:hyperlink w:anchor="_Toc242572922" w:history="1">
+          <w:hyperlink w:anchor="_Toc242813126" w:history="1">
             <w:r>
               <w:rPr>
                 <w:rStyle w:val="Hyperlink"/>
@@ -1329,7 +1355,7 @@
                 <w:noProof/>
                 <w:webHidden/>
               </w:rPr>
-              <w:instrText xml:space="preserve"> PAGEREF _Toc242572922 \h </w:instrText>
+              <w:instrText xml:space="preserve"> PAGEREF _Toc242813126 \h </w:instrText>
             </w:r>
             <w:r>
               <w:rPr>
@@ -1373,7 +1399,7 @@
               <w:lang w:eastAsia="en-AU"/>
             </w:rPr>
           </w:pPr>
-          <w:hyperlink w:anchor="_Toc242572923" w:history="1">
+          <w:hyperlink w:anchor="_Toc242813127" w:history="1">
             <w:r>
               <w:rPr>
                 <w:rStyle w:val="Hyperlink"/>
@@ -1417,7 +1443,7 @@
                 <w:noProof/>
                 <w:webHidden/>
               </w:rPr>
-              <w:instrText xml:space="preserve"> PAGEREF _Toc242572923 \h </w:instrText>
+              <w:instrText xml:space="preserve"> PAGEREF _Toc242813127 \h </w:instrText>
             </w:r>
             <w:r>
               <w:rPr>
@@ -1461,7 +1487,7 @@
               <w:lang w:eastAsia="en-AU"/>
             </w:rPr>
           </w:pPr>
-          <w:hyperlink w:anchor="_Toc242572924" w:history="1">
+          <w:hyperlink w:anchor="_Toc242813128" w:history="1">
             <w:r>
               <w:rPr>
                 <w:rStyle w:val="Hyperlink"/>
@@ -1505,7 +1531,7 @@
                 <w:noProof/>
                 <w:webHidden/>
               </w:rPr>
-              <w:instrText xml:space="preserve"> PAGEREF _Toc242572924 \h </w:instrText>
+              <w:instrText xml:space="preserve"> PAGEREF _Toc242813128 \h </w:instrText>
             </w:r>
             <w:r>
               <w:rPr>
@@ -1549,7 +1575,7 @@
               <w:lang w:eastAsia="en-AU"/>
             </w:rPr>
           </w:pPr>
-          <w:hyperlink w:anchor="_Toc242572925" w:history="1">
+          <w:hyperlink w:anchor="_Toc242813129" w:history="1">
             <w:r>
               <w:rPr>
                 <w:rStyle w:val="Hyperlink"/>
@@ -1593,7 +1619,7 @@
                 <w:noProof/>
                 <w:webHidden/>
               </w:rPr>
-              <w:instrText xml:space="preserve"> PAGEREF _Toc242572925 \h </w:instrText>
+              <w:instrText xml:space="preserve"> PAGEREF _Toc242813129 \h </w:instrText>
             </w:r>
             <w:r>
               <w:rPr>
@@ -1637,7 +1663,7 @@
               <w:lang w:eastAsia="en-AU"/>
             </w:rPr>
           </w:pPr>
-          <w:hyperlink w:anchor="_Toc242572926" w:history="1">
+          <w:hyperlink w:anchor="_Toc242813130" w:history="1">
             <w:r>
               <w:rPr>
                 <w:rStyle w:val="Hyperlink"/>
@@ -1681,7 +1707,7 @@
                 <w:noProof/>
                 <w:webHidden/>
               </w:rPr>
-              <w:instrText xml:space="preserve"> PAGEREF _Toc242572926 \h </w:instrText>
+              <w:instrText xml:space="preserve"> PAGEREF _Toc242813130 \h </w:instrText>
             </w:r>
             <w:r>
               <w:rPr>
@@ -1725,7 +1751,7 @@
               <w:lang w:eastAsia="en-AU"/>
             </w:rPr>
           </w:pPr>
-          <w:hyperlink w:anchor="_Toc242572927" w:history="1">
+          <w:hyperlink w:anchor="_Toc242813131" w:history="1">
             <w:r>
               <w:rPr>
                 <w:rStyle w:val="Hyperlink"/>
@@ -1769,7 +1795,7 @@
                 <w:noProof/>
                 <w:webHidden/>
               </w:rPr>
-              <w:instrText xml:space="preserve"> PAGEREF _Toc242572927 \h </w:instrText>
+              <w:instrText xml:space="preserve"> PAGEREF _Toc242813131 \h </w:instrText>
             </w:r>
             <w:r>
               <w:rPr>
@@ -1813,7 +1839,7 @@
               <w:lang w:eastAsia="en-AU"/>
             </w:rPr>
           </w:pPr>
-          <w:hyperlink w:anchor="_Toc242572928" w:history="1">
+          <w:hyperlink w:anchor="_Toc242813132" w:history="1">
             <w:r>
               <w:rPr>
                 <w:rStyle w:val="Hyperlink"/>
@@ -1857,7 +1883,7 @@
                 <w:noProof/>
                 <w:webHidden/>
               </w:rPr>
-              <w:instrText xml:space="preserve"> PAGEREF _Toc242572928 \h </w:instrText>
+              <w:instrText xml:space="preserve"> PAGEREF _Toc242813132 \h </w:instrText>
             </w:r>
             <w:r>
               <w:rPr>
@@ -1901,7 +1927,7 @@
               <w:lang w:eastAsia="en-AU"/>
             </w:rPr>
           </w:pPr>
-          <w:hyperlink w:anchor="_Toc242572929" w:history="1">
+          <w:hyperlink w:anchor="_Toc242813133" w:history="1">
             <w:r>
               <w:rPr>
                 <w:rStyle w:val="Hyperlink"/>
@@ -1945,7 +1971,7 @@
                 <w:noProof/>
                 <w:webHidden/>
               </w:rPr>
-              <w:instrText xml:space="preserve"> PAGEREF _Toc242572929 \h </w:instrText>
+              <w:instrText xml:space="preserve"> PAGEREF _Toc242813133 \h </w:instrText>
             </w:r>
             <w:r>
               <w:rPr>
@@ -1989,7 +2015,7 @@
               <w:lang w:eastAsia="en-AU"/>
             </w:rPr>
           </w:pPr>
-          <w:hyperlink w:anchor="_Toc242572930" w:history="1">
+          <w:hyperlink w:anchor="_Toc242813134" w:history="1">
             <w:r>
               <w:rPr>
                 <w:rStyle w:val="Hyperlink"/>
@@ -2033,7 +2059,7 @@
                 <w:noProof/>
                 <w:webHidden/>
               </w:rPr>
-              <w:instrText xml:space="preserve"> PAGEREF _Toc242572930 \h </w:instrText>
+              <w:instrText xml:space="preserve"> PAGEREF _Toc242813134 \h </w:instrText>
             </w:r>
             <w:r>
               <w:rPr>
@@ -2077,7 +2103,7 @@
               <w:lang w:eastAsia="en-AU"/>
             </w:rPr>
           </w:pPr>
-          <w:hyperlink w:anchor="_Toc242572931" w:history="1">
+          <w:hyperlink w:anchor="_Toc242813135" w:history="1">
             <w:r>
               <w:rPr>
                 <w:rStyle w:val="Hyperlink"/>
@@ -2121,7 +2147,7 @@
                 <w:noProof/>
                 <w:webHidden/>
               </w:rPr>
-              <w:instrText xml:space="preserve"> PAGEREF _Toc242572931 \h </w:instrText>
+              <w:instrText xml:space="preserve"> PAGEREF _Toc242813135 \h </w:instrText>
             </w:r>
             <w:r>
               <w:rPr>
@@ -2165,7 +2191,7 @@
               <w:lang w:eastAsia="en-AU"/>
             </w:rPr>
           </w:pPr>
-          <w:hyperlink w:anchor="_Toc242572932" w:history="1">
+          <w:hyperlink w:anchor="_Toc242813136" w:history="1">
             <w:r>
               <w:rPr>
                 <w:rStyle w:val="Hyperlink"/>
@@ -2209,7 +2235,7 @@
                 <w:noProof/>
                 <w:webHidden/>
               </w:rPr>
-              <w:instrText xml:space="preserve"> PAGEREF _Toc242572932 \h </w:instrText>
+              <w:instrText xml:space="preserve"> PAGEREF _Toc242813136 \h </w:instrText>
             </w:r>
             <w:r>
               <w:rPr>
@@ -2253,7 +2279,7 @@
               <w:lang w:eastAsia="en-AU"/>
             </w:rPr>
           </w:pPr>
-          <w:hyperlink w:anchor="_Toc242572933" w:history="1">
+          <w:hyperlink w:anchor="_Toc242813137" w:history="1">
             <w:r>
               <w:rPr>
                 <w:rStyle w:val="Hyperlink"/>
@@ -2297,7 +2323,7 @@
                 <w:noProof/>
                 <w:webHidden/>
               </w:rPr>
-              <w:instrText xml:space="preserve"> PAGEREF _Toc242572933 \h </w:instrText>
+              <w:instrText xml:space="preserve"> PAGEREF _Toc242813137 \h </w:instrText>
             </w:r>
             <w:r>
               <w:rPr>
@@ -2341,7 +2367,7 @@
               <w:lang w:eastAsia="en-AU"/>
             </w:rPr>
           </w:pPr>
-          <w:hyperlink w:anchor="_Toc242572934" w:history="1">
+          <w:hyperlink w:anchor="_Toc242813138" w:history="1">
             <w:r>
               <w:rPr>
                 <w:rStyle w:val="Hyperlink"/>
@@ -2385,7 +2411,7 @@
                 <w:noProof/>
                 <w:webHidden/>
               </w:rPr>
-              <w:instrText xml:space="preserve"> PAGEREF _Toc242572934 \h </w:instrText>
+              <w:instrText xml:space="preserve"> PAGEREF _Toc242813138 \h </w:instrText>
             </w:r>
             <w:r>
               <w:rPr>
@@ -2429,7 +2455,7 @@
               <w:lang w:eastAsia="en-AU"/>
             </w:rPr>
           </w:pPr>
-          <w:hyperlink w:anchor="_Toc242572935" w:history="1">
+          <w:hyperlink w:anchor="_Toc242813139" w:history="1">
             <w:r>
               <w:rPr>
                 <w:rStyle w:val="Hyperlink"/>
@@ -2473,7 +2499,7 @@
                 <w:noProof/>
                 <w:webHidden/>
               </w:rPr>
-              <w:instrText xml:space="preserve"> PAGEREF _Toc242572935 \h </w:instrText>
+              <w:instrText xml:space="preserve"> PAGEREF _Toc242813139 \h </w:instrText>
             </w:r>
             <w:r>
               <w:rPr>
@@ -2517,7 +2543,7 @@
               <w:lang w:eastAsia="en-AU"/>
             </w:rPr>
           </w:pPr>
-          <w:hyperlink w:anchor="_Toc242572936" w:history="1">
+          <w:hyperlink w:anchor="_Toc242813140" w:history="1">
             <w:r>
               <w:rPr>
                 <w:rStyle w:val="Hyperlink"/>
@@ -2561,7 +2587,7 @@
                 <w:noProof/>
                 <w:webHidden/>
               </w:rPr>
-              <w:instrText xml:space="preserve"> PAGEREF _Toc242572936 \h </w:instrText>
+              <w:instrText xml:space="preserve"> PAGEREF _Toc242813140 \h </w:instrText>
             </w:r>
             <w:r>
               <w:rPr>
@@ -2605,7 +2631,7 @@
               <w:lang w:eastAsia="en-AU"/>
             </w:rPr>
           </w:pPr>
-          <w:hyperlink w:anchor="_Toc242572937" w:history="1">
+          <w:hyperlink w:anchor="_Toc242813141" w:history="1">
             <w:r>
               <w:rPr>
                 <w:rStyle w:val="Hyperlink"/>
@@ -2649,7 +2675,7 @@
                 <w:noProof/>
                 <w:webHidden/>
               </w:rPr>
-              <w:instrText xml:space="preserve"> PAGEREF _Toc242572937 \h </w:instrText>
+              <w:instrText xml:space="preserve"> PAGEREF _Toc242813141 \h </w:instrText>
             </w:r>
             <w:r>
               <w:rPr>
@@ -2693,7 +2719,7 @@
               <w:lang w:eastAsia="en-AU"/>
             </w:rPr>
           </w:pPr>
-          <w:hyperlink w:anchor="_Toc242572938" w:history="1">
+          <w:hyperlink w:anchor="_Toc242813142" w:history="1">
             <w:r>
               <w:rPr>
                 <w:rStyle w:val="Hyperlink"/>
@@ -2737,7 +2763,7 @@
                 <w:noProof/>
                 <w:webHidden/>
               </w:rPr>
-              <w:instrText xml:space="preserve"> PAGEREF _Toc242572938 \h </w:instrText>
+              <w:instrText xml:space="preserve"> PAGEREF _Toc242813142 \h </w:instrText>
             </w:r>
             <w:r>
               <w:rPr>
@@ -2781,7 +2807,7 @@
               <w:lang w:eastAsia="en-AU"/>
             </w:rPr>
           </w:pPr>
-          <w:hyperlink w:anchor="_Toc242572939" w:history="1">
+          <w:hyperlink w:anchor="_Toc242813143" w:history="1">
             <w:r>
               <w:rPr>
                 <w:rStyle w:val="Hyperlink"/>
@@ -2825,7 +2851,7 @@
                 <w:noProof/>
                 <w:webHidden/>
               </w:rPr>
-              <w:instrText xml:space="preserve"> PAGEREF _Toc242572939 \h </w:instrText>
+              <w:instrText xml:space="preserve"> PAGEREF _Toc242813143 \h </w:instrText>
             </w:r>
             <w:r>
               <w:rPr>
@@ -2869,7 +2895,7 @@
               <w:lang w:eastAsia="en-AU"/>
             </w:rPr>
           </w:pPr>
-          <w:hyperlink w:anchor="_Toc242572940" w:history="1">
+          <w:hyperlink w:anchor="_Toc242813144" w:history="1">
             <w:r>
               <w:rPr>
                 <w:rStyle w:val="Hyperlink"/>
@@ -2913,7 +2939,7 @@
                 <w:noProof/>
                 <w:webHidden/>
               </w:rPr>
-              <w:instrText xml:space="preserve"> PAGEREF _Toc242572940 \h </w:instrText>
+              <w:instrText xml:space="preserve"> PAGEREF _Toc242813144 \h </w:instrText>
             </w:r>
             <w:r>
               <w:rPr>
@@ -2957,7 +2983,7 @@
               <w:lang w:eastAsia="en-AU"/>
             </w:rPr>
           </w:pPr>
-          <w:hyperlink w:anchor="_Toc242572941" w:history="1">
+          <w:hyperlink w:anchor="_Toc242813145" w:history="1">
             <w:r>
               <w:rPr>
                 <w:rStyle w:val="Hyperlink"/>
@@ -3001,7 +3027,7 @@
                 <w:noProof/>
                 <w:webHidden/>
               </w:rPr>
-              <w:instrText xml:space="preserve"> PAGEREF _Toc242572941 \h </w:instrText>
+              <w:instrText xml:space="preserve"> PAGEREF _Toc242813145 \h </w:instrText>
             </w:r>
             <w:r>
               <w:rPr>
@@ -3045,7 +3071,7 @@
               <w:lang w:eastAsia="en-AU"/>
             </w:rPr>
           </w:pPr>
-          <w:hyperlink w:anchor="_Toc242572942" w:history="1">
+          <w:hyperlink w:anchor="_Toc242813146" w:history="1">
             <w:r>
               <w:rPr>
                 <w:rStyle w:val="Hyperlink"/>
@@ -3089,7 +3115,7 @@
                 <w:noProof/>
                 <w:webHidden/>
               </w:rPr>
-              <w:instrText xml:space="preserve"> PAGEREF _Toc242572942 \h </w:instrText>
+              <w:instrText xml:space="preserve"> PAGEREF _Toc242813146 \h </w:instrText>
             </w:r>
             <w:r>
               <w:rPr>
@@ -3133,7 +3159,7 @@
               <w:lang w:eastAsia="en-AU"/>
             </w:rPr>
           </w:pPr>
-          <w:hyperlink w:anchor="_Toc242572943" w:history="1">
+          <w:hyperlink w:anchor="_Toc242813147" w:history="1">
             <w:r>
               <w:rPr>
                 <w:rStyle w:val="Hyperlink"/>
@@ -3177,7 +3203,7 @@
                 <w:noProof/>
                 <w:webHidden/>
               </w:rPr>
-              <w:instrText xml:space="preserve"> PAGEREF _Toc242572943 \h </w:instrText>
+              <w:instrText xml:space="preserve"> PAGEREF _Toc242813147 \h </w:instrText>
             </w:r>
             <w:r>
               <w:rPr>
@@ -3221,7 +3247,7 @@
               <w:lang w:eastAsia="en-AU"/>
             </w:rPr>
           </w:pPr>
-          <w:hyperlink w:anchor="_Toc242572944" w:history="1">
+          <w:hyperlink w:anchor="_Toc242813148" w:history="1">
             <w:r>
               <w:rPr>
                 <w:rStyle w:val="Hyperlink"/>
@@ -3265,7 +3291,7 @@
                 <w:noProof/>
                 <w:webHidden/>
               </w:rPr>
-              <w:instrText xml:space="preserve"> PAGEREF _Toc242572944 \h </w:instrText>
+              <w:instrText xml:space="preserve"> PAGEREF _Toc242813148 \h </w:instrText>
             </w:r>
             <w:r>
               <w:rPr>
@@ -3309,7 +3335,7 @@
               <w:lang w:eastAsia="en-AU"/>
             </w:rPr>
           </w:pPr>
-          <w:hyperlink w:anchor="_Toc242572945" w:history="1">
+          <w:hyperlink w:anchor="_Toc242813149" w:history="1">
             <w:r>
               <w:rPr>
                 <w:rStyle w:val="Hyperlink"/>
@@ -3353,7 +3379,7 @@
                 <w:noProof/>
                 <w:webHidden/>
               </w:rPr>
-              <w:instrText xml:space="preserve"> PAGEREF _Toc242572945 \h </w:instrText>
+              <w:instrText xml:space="preserve"> PAGEREF _Toc242813149 \h </w:instrText>
             </w:r>
             <w:r>
               <w:rPr>
@@ -3397,7 +3423,7 @@
               <w:lang w:eastAsia="en-AU"/>
             </w:rPr>
           </w:pPr>
-          <w:hyperlink w:anchor="_Toc242572946" w:history="1">
+          <w:hyperlink w:anchor="_Toc242813150" w:history="1">
             <w:r>
               <w:rPr>
                 <w:rStyle w:val="Hyperlink"/>
@@ -3441,7 +3467,7 @@
                 <w:noProof/>
                 <w:webHidden/>
               </w:rPr>
-              <w:instrText xml:space="preserve"> PAGEREF _Toc242572946 \h </w:instrText>
+              <w:instrText xml:space="preserve"> PAGEREF _Toc242813150 \h </w:instrText>
             </w:r>
             <w:r>
               <w:rPr>
@@ -3485,7 +3511,7 @@
               <w:lang w:eastAsia="en-AU"/>
             </w:rPr>
           </w:pPr>
-          <w:hyperlink w:anchor="_Toc242572947" w:history="1">
+          <w:hyperlink w:anchor="_Toc242813151" w:history="1">
             <w:r>
               <w:rPr>
                 <w:rStyle w:val="Hyperlink"/>
@@ -3529,7 +3555,7 @@
                 <w:noProof/>
                 <w:webHidden/>
               </w:rPr>
-              <w:instrText xml:space="preserve"> PAGEREF _Toc242572947 \h </w:instrText>
+              <w:instrText xml:space="preserve"> PAGEREF _Toc242813151 \h </w:instrText>
             </w:r>
             <w:r>
               <w:rPr>
@@ -3573,7 +3599,7 @@
               <w:lang w:eastAsia="en-AU"/>
             </w:rPr>
           </w:pPr>
-          <w:hyperlink w:anchor="_Toc242572948" w:history="1">
+          <w:hyperlink w:anchor="_Toc242813152" w:history="1">
             <w:r>
               <w:rPr>
                 <w:rStyle w:val="Hyperlink"/>
@@ -3617,7 +3643,7 @@
                 <w:noProof/>
                 <w:webHidden/>
               </w:rPr>
-              <w:instrText xml:space="preserve"> PAGEREF _Toc242572948 \h </w:instrText>
+              <w:instrText xml:space="preserve"> PAGEREF _Toc242813152 \h </w:instrText>
             </w:r>
             <w:r>
               <w:rPr>
@@ -3661,7 +3687,7 @@
               <w:lang w:eastAsia="en-AU"/>
             </w:rPr>
           </w:pPr>
-          <w:hyperlink w:anchor="_Toc242572949" w:history="1">
+          <w:hyperlink w:anchor="_Toc242813153" w:history="1">
             <w:r>
               <w:rPr>
                 <w:rStyle w:val="Hyperlink"/>
@@ -3705,7 +3731,7 @@
                 <w:noProof/>
                 <w:webHidden/>
               </w:rPr>
-              <w:instrText xml:space="preserve"> PAGEREF _Toc242572949 \h </w:instrText>
+              <w:instrText xml:space="preserve"> PAGEREF _Toc242813153 \h </w:instrText>
             </w:r>
             <w:r>
               <w:rPr>
@@ -3749,7 +3775,7 @@
               <w:lang w:eastAsia="en-AU"/>
             </w:rPr>
           </w:pPr>
-          <w:hyperlink w:anchor="_Toc242572950" w:history="1">
+          <w:hyperlink w:anchor="_Toc242813154" w:history="1">
             <w:r>
               <w:rPr>
                 <w:rStyle w:val="Hyperlink"/>
@@ -3793,7 +3819,7 @@
                 <w:noProof/>
                 <w:webHidden/>
               </w:rPr>
-              <w:instrText xml:space="preserve"> PAGEREF _Toc242572950 \h </w:instrText>
+              <w:instrText xml:space="preserve"> PAGEREF _Toc242813154 \h </w:instrText>
             </w:r>
             <w:r>
               <w:rPr>
@@ -3837,7 +3863,7 @@
               <w:lang w:eastAsia="en-AU"/>
             </w:rPr>
           </w:pPr>
-          <w:hyperlink w:anchor="_Toc242572951" w:history="1">
+          <w:hyperlink w:anchor="_Toc242813155" w:history="1">
             <w:r>
               <w:rPr>
                 <w:rStyle w:val="Hyperlink"/>
@@ -3881,7 +3907,7 @@
                 <w:noProof/>
                 <w:webHidden/>
               </w:rPr>
-              <w:instrText xml:space="preserve"> PAGEREF _Toc242572951 \h </w:instrText>
+              <w:instrText xml:space="preserve"> PAGEREF _Toc242813155 \h </w:instrText>
             </w:r>
             <w:r>
               <w:rPr>
@@ -3925,7 +3951,7 @@
               <w:lang w:eastAsia="en-AU"/>
             </w:rPr>
           </w:pPr>
-          <w:hyperlink w:anchor="_Toc242572952" w:history="1">
+          <w:hyperlink w:anchor="_Toc242813156" w:history="1">
             <w:r>
               <w:rPr>
                 <w:rStyle w:val="Hyperlink"/>
@@ -3969,7 +3995,7 @@
                 <w:noProof/>
                 <w:webHidden/>
               </w:rPr>
-              <w:instrText xml:space="preserve"> PAGEREF _Toc242572952 \h </w:instrText>
+              <w:instrText xml:space="preserve"> PAGEREF _Toc242813156 \h </w:instrText>
             </w:r>
             <w:r>
               <w:rPr>
@@ -4013,7 +4039,7 @@
               <w:lang w:eastAsia="en-AU"/>
             </w:rPr>
           </w:pPr>
-          <w:hyperlink w:anchor="_Toc242572953" w:history="1">
+          <w:hyperlink w:anchor="_Toc242813157" w:history="1">
             <w:r>
               <w:rPr>
                 <w:rStyle w:val="Hyperlink"/>
@@ -4057,7 +4083,7 @@
                 <w:noProof/>
                 <w:webHidden/>
               </w:rPr>
-              <w:instrText xml:space="preserve"> PAGEREF _Toc242572953 \h </w:instrText>
+              <w:instrText xml:space="preserve"> PAGEREF _Toc242813157 \h </w:instrText>
             </w:r>
             <w:r>
               <w:rPr>
@@ -4101,7 +4127,7 @@
               <w:lang w:eastAsia="en-AU"/>
             </w:rPr>
           </w:pPr>
-          <w:hyperlink w:anchor="_Toc242572954" w:history="1">
+          <w:hyperlink w:anchor="_Toc242813158" w:history="1">
             <w:r>
               <w:rPr>
                 <w:rStyle w:val="Hyperlink"/>
@@ -4145,7 +4171,7 @@
                 <w:noProof/>
                 <w:webHidden/>
               </w:rPr>
-              <w:instrText xml:space="preserve"> PAGEREF _Toc242572954 \h </w:instrText>
+              <w:instrText xml:space="preserve"> PAGEREF _Toc242813158 \h </w:instrText>
             </w:r>
             <w:r>
               <w:rPr>
@@ -4189,7 +4215,7 @@
               <w:lang w:eastAsia="en-AU"/>
             </w:rPr>
           </w:pPr>
-          <w:hyperlink w:anchor="_Toc242572955" w:history="1">
+          <w:hyperlink w:anchor="_Toc242813159" w:history="1">
             <w:r>
               <w:rPr>
                 <w:rStyle w:val="Hyperlink"/>
@@ -4233,7 +4259,7 @@
                 <w:noProof/>
                 <w:webHidden/>
               </w:rPr>
-              <w:instrText xml:space="preserve"> PAGEREF _Toc242572955 \h </w:instrText>
+              <w:instrText xml:space="preserve"> PAGEREF _Toc242813159 \h </w:instrText>
             </w:r>
             <w:r>
               <w:rPr>
@@ -4253,7 +4279,7 @@
                 <w:noProof/>
                 <w:webHidden/>
               </w:rPr>
-              <w:t>33</w:t>
+              <w:t>34</w:t>
             </w:r>
             <w:r>
               <w:rPr>
@@ -4277,7 +4303,7 @@
               <w:lang w:eastAsia="en-AU"/>
             </w:rPr>
           </w:pPr>
-          <w:hyperlink w:anchor="_Toc242572956" w:history="1">
+          <w:hyperlink w:anchor="_Toc242813160" w:history="1">
             <w:r>
               <w:rPr>
                 <w:rStyle w:val="Hyperlink"/>
@@ -4321,7 +4347,7 @@
                 <w:noProof/>
                 <w:webHidden/>
               </w:rPr>
-              <w:instrText xml:space="preserve"> PAGEREF _Toc242572956 \h </w:instrText>
+              <w:instrText xml:space="preserve"> PAGEREF _Toc242813160 \h </w:instrText>
             </w:r>
             <w:r>
               <w:rPr>
@@ -4365,7 +4391,7 @@
               <w:lang w:eastAsia="en-AU"/>
             </w:rPr>
           </w:pPr>
-          <w:hyperlink w:anchor="_Toc242572957" w:history="1">
+          <w:hyperlink w:anchor="_Toc242813161" w:history="1">
             <w:r>
               <w:rPr>
                 <w:rStyle w:val="Hyperlink"/>
@@ -4409,7 +4435,7 @@
                 <w:noProof/>
                 <w:webHidden/>
               </w:rPr>
-              <w:instrText xml:space="preserve"> PAGEREF _Toc242572957 \h </w:instrText>
+              <w:instrText xml:space="preserve"> PAGEREF _Toc242813161 \h </w:instrText>
             </w:r>
             <w:r>
               <w:rPr>
@@ -4429,7 +4455,7 @@
                 <w:noProof/>
                 <w:webHidden/>
               </w:rPr>
-              <w:t>34</w:t>
+              <w:t>35</w:t>
             </w:r>
             <w:r>
               <w:rPr>
@@ -4453,7 +4479,7 @@
               <w:lang w:eastAsia="en-AU"/>
             </w:rPr>
           </w:pPr>
-          <w:hyperlink w:anchor="_Toc242572958" w:history="1">
+          <w:hyperlink w:anchor="_Toc242813162" w:history="1">
             <w:r>
               <w:rPr>
                 <w:rStyle w:val="Hyperlink"/>
@@ -4497,7 +4523,7 @@
                 <w:noProof/>
                 <w:webHidden/>
               </w:rPr>
-              <w:instrText xml:space="preserve"> PAGEREF _Toc242572958 \h </w:instrText>
+              <w:instrText xml:space="preserve"> PAGEREF _Toc242813162 \h </w:instrText>
             </w:r>
             <w:r>
               <w:rPr>
@@ -4541,7 +4567,7 @@
               <w:lang w:eastAsia="en-AU"/>
             </w:rPr>
           </w:pPr>
-          <w:hyperlink w:anchor="_Toc242572959" w:history="1">
+          <w:hyperlink w:anchor="_Toc242813163" w:history="1">
             <w:r>
               <w:rPr>
                 <w:rStyle w:val="Hyperlink"/>
@@ -4585,7 +4611,7 @@
                 <w:noProof/>
                 <w:webHidden/>
               </w:rPr>
-              <w:instrText xml:space="preserve"> PAGEREF _Toc242572959 \h </w:instrText>
+              <w:instrText xml:space="preserve"> PAGEREF _Toc242813163 \h </w:instrText>
             </w:r>
             <w:r>
               <w:rPr>
@@ -4629,7 +4655,7 @@
               <w:lang w:eastAsia="en-AU"/>
             </w:rPr>
           </w:pPr>
-          <w:hyperlink w:anchor="_Toc242572960" w:history="1">
+          <w:hyperlink w:anchor="_Toc242813164" w:history="1">
             <w:r>
               <w:rPr>
                 <w:rStyle w:val="Hyperlink"/>
@@ -4673,7 +4699,7 @@
                 <w:noProof/>
                 <w:webHidden/>
               </w:rPr>
-              <w:instrText xml:space="preserve"> PAGEREF _Toc242572960 \h </w:instrText>
+              <w:instrText xml:space="preserve"> PAGEREF _Toc242813164 \h </w:instrText>
             </w:r>
             <w:r>
               <w:rPr>
@@ -4717,7 +4743,7 @@
               <w:lang w:eastAsia="en-AU"/>
             </w:rPr>
           </w:pPr>
-          <w:hyperlink w:anchor="_Toc242572961" w:history="1">
+          <w:hyperlink w:anchor="_Toc242813165" w:history="1">
             <w:r>
               <w:rPr>
                 <w:rStyle w:val="Hyperlink"/>
@@ -4761,7 +4787,7 @@
                 <w:noProof/>
                 <w:webHidden/>
               </w:rPr>
-              <w:instrText xml:space="preserve"> PAGEREF _Toc242572961 \h </w:instrText>
+              <w:instrText xml:space="preserve"> PAGEREF _Toc242813165 \h </w:instrText>
             </w:r>
             <w:r>
               <w:rPr>
@@ -4805,7 +4831,7 @@
               <w:lang w:eastAsia="en-AU"/>
             </w:rPr>
           </w:pPr>
-          <w:hyperlink w:anchor="_Toc242572962" w:history="1">
+          <w:hyperlink w:anchor="_Toc242813166" w:history="1">
             <w:r>
               <w:rPr>
                 <w:rStyle w:val="Hyperlink"/>
@@ -4849,7 +4875,7 @@
                 <w:noProof/>
                 <w:webHidden/>
               </w:rPr>
-              <w:instrText xml:space="preserve"> PAGEREF _Toc242572962 \h </w:instrText>
+              <w:instrText xml:space="preserve"> PAGEREF _Toc242813166 \h </w:instrText>
             </w:r>
             <w:r>
               <w:rPr>
@@ -4893,7 +4919,7 @@
               <w:lang w:eastAsia="en-AU"/>
             </w:rPr>
           </w:pPr>
-          <w:hyperlink w:anchor="_Toc242572963" w:history="1">
+          <w:hyperlink w:anchor="_Toc242813167" w:history="1">
             <w:r>
               <w:rPr>
                 <w:rStyle w:val="Hyperlink"/>
@@ -4937,7 +4963,7 @@
                 <w:noProof/>
                 <w:webHidden/>
               </w:rPr>
-              <w:instrText xml:space="preserve"> PAGEREF _Toc242572963 \h </w:instrText>
+              <w:instrText xml:space="preserve"> PAGEREF _Toc242813167 \h </w:instrText>
             </w:r>
             <w:r>
               <w:rPr>
@@ -4957,7 +4983,7 @@
                 <w:noProof/>
                 <w:webHidden/>
               </w:rPr>
-              <w:t>36</w:t>
+              <w:t>37</w:t>
             </w:r>
             <w:r>
               <w:rPr>
@@ -4981,7 +5007,7 @@
               <w:lang w:eastAsia="en-AU"/>
             </w:rPr>
           </w:pPr>
-          <w:hyperlink w:anchor="_Toc242572964" w:history="1">
+          <w:hyperlink w:anchor="_Toc242813168" w:history="1">
             <w:r>
               <w:rPr>
                 <w:rStyle w:val="Hyperlink"/>
@@ -5025,7 +5051,7 @@
                 <w:noProof/>
                 <w:webHidden/>
               </w:rPr>
-              <w:instrText xml:space="preserve"> PAGEREF _Toc242572964 \h </w:instrText>
+              <w:instrText xml:space="preserve"> PAGEREF _Toc242813168 \h </w:instrText>
             </w:r>
             <w:r>
               <w:rPr>
@@ -5045,7 +5071,7 @@
                 <w:noProof/>
                 <w:webHidden/>
               </w:rPr>
-              <w:t>37</w:t>
+              <w:t>38</w:t>
             </w:r>
             <w:r>
               <w:rPr>
@@ -5069,7 +5095,7 @@
               <w:lang w:eastAsia="en-AU"/>
             </w:rPr>
           </w:pPr>
-          <w:hyperlink w:anchor="_Toc242572965" w:history="1">
+          <w:hyperlink w:anchor="_Toc242813169" w:history="1">
             <w:r>
               <w:rPr>
                 <w:rStyle w:val="Hyperlink"/>
@@ -5113,7 +5139,7 @@
                 <w:noProof/>
                 <w:webHidden/>
               </w:rPr>
-              <w:instrText xml:space="preserve"> PAGEREF _Toc242572965 \h </w:instrText>
+              <w:instrText xml:space="preserve"> PAGEREF _Toc242813169 \h </w:instrText>
             </w:r>
             <w:r>
               <w:rPr>
@@ -5157,7 +5183,7 @@
               <w:lang w:eastAsia="en-AU"/>
             </w:rPr>
           </w:pPr>
-          <w:hyperlink w:anchor="_Toc242572966" w:history="1">
+          <w:hyperlink w:anchor="_Toc242813170" w:history="1">
             <w:r>
               <w:rPr>
                 <w:rStyle w:val="Hyperlink"/>
@@ -5201,7 +5227,7 @@
                 <w:noProof/>
                 <w:webHidden/>
               </w:rPr>
-              <w:instrText xml:space="preserve"> PAGEREF _Toc242572966 \h </w:instrText>
+              <w:instrText xml:space="preserve"> PAGEREF _Toc242813170 \h </w:instrText>
             </w:r>
             <w:r>
               <w:rPr>
@@ -5245,7 +5271,7 @@
               <w:lang w:eastAsia="en-AU"/>
             </w:rPr>
           </w:pPr>
-          <w:hyperlink w:anchor="_Toc242572967" w:history="1">
+          <w:hyperlink w:anchor="_Toc242813171" w:history="1">
             <w:r>
               <w:rPr>
                 <w:rStyle w:val="Hyperlink"/>
@@ -5289,7 +5315,7 @@
                 <w:noProof/>
                 <w:webHidden/>
               </w:rPr>
-              <w:instrText xml:space="preserve"> PAGEREF _Toc242572967 \h </w:instrText>
+              <w:instrText xml:space="preserve"> PAGEREF _Toc242813171 \h </w:instrText>
             </w:r>
             <w:r>
               <w:rPr>
@@ -5333,7 +5359,7 @@
               <w:lang w:eastAsia="en-AU"/>
             </w:rPr>
           </w:pPr>
-          <w:hyperlink w:anchor="_Toc242572968" w:history="1">
+          <w:hyperlink w:anchor="_Toc242813172" w:history="1">
             <w:r>
               <w:rPr>
                 <w:rStyle w:val="Hyperlink"/>
@@ -5377,7 +5403,7 @@
                 <w:noProof/>
                 <w:webHidden/>
               </w:rPr>
-              <w:instrText xml:space="preserve"> PAGEREF _Toc242572968 \h </w:instrText>
+              <w:instrText xml:space="preserve"> PAGEREF _Toc242813172 \h </w:instrText>
             </w:r>
             <w:r>
               <w:rPr>
@@ -5421,7 +5447,7 @@
               <w:lang w:eastAsia="en-AU"/>
             </w:rPr>
           </w:pPr>
-          <w:hyperlink w:anchor="_Toc242572969" w:history="1">
+          <w:hyperlink w:anchor="_Toc242813173" w:history="1">
             <w:r>
               <w:rPr>
                 <w:rStyle w:val="Hyperlink"/>
@@ -5465,7 +5491,7 @@
                 <w:noProof/>
                 <w:webHidden/>
               </w:rPr>
-              <w:instrText xml:space="preserve"> PAGEREF _Toc242572969 \h </w:instrText>
+              <w:instrText xml:space="preserve"> PAGEREF _Toc242813173 \h </w:instrText>
             </w:r>
             <w:r>
               <w:rPr>
@@ -5509,7 +5535,7 @@
               <w:lang w:eastAsia="en-AU"/>
             </w:rPr>
           </w:pPr>
-          <w:hyperlink w:anchor="_Toc242572970" w:history="1">
+          <w:hyperlink w:anchor="_Toc242813174" w:history="1">
             <w:r>
               <w:rPr>
                 <w:rStyle w:val="Hyperlink"/>
@@ -5553,7 +5579,7 @@
                 <w:noProof/>
                 <w:webHidden/>
               </w:rPr>
-              <w:instrText xml:space="preserve"> PAGEREF _Toc242572970 \h </w:instrText>
+              <w:instrText xml:space="preserve"> PAGEREF _Toc242813174 \h </w:instrText>
             </w:r>
             <w:r>
               <w:rPr>
@@ -5597,7 +5623,7 @@
               <w:lang w:eastAsia="en-AU"/>
             </w:rPr>
           </w:pPr>
-          <w:hyperlink w:anchor="_Toc242572971" w:history="1">
+          <w:hyperlink w:anchor="_Toc242813175" w:history="1">
             <w:r>
               <w:rPr>
                 <w:rStyle w:val="Hyperlink"/>
@@ -5641,7 +5667,7 @@
                 <w:noProof/>
                 <w:webHidden/>
               </w:rPr>
-              <w:instrText xml:space="preserve"> PAGEREF _Toc242572971 \h </w:instrText>
+              <w:instrText xml:space="preserve"> PAGEREF _Toc242813175 \h </w:instrText>
             </w:r>
             <w:r>
               <w:rPr>
@@ -5661,7 +5687,7 @@
                 <w:noProof/>
                 <w:webHidden/>
               </w:rPr>
-              <w:t>40</w:t>
+              <w:t>41</w:t>
             </w:r>
             <w:r>
               <w:rPr>
@@ -5685,7 +5711,7 @@
               <w:lang w:eastAsia="en-AU"/>
             </w:rPr>
           </w:pPr>
-          <w:hyperlink w:anchor="_Toc242572972" w:history="1">
+          <w:hyperlink w:anchor="_Toc242813176" w:history="1">
             <w:r>
               <w:rPr>
                 <w:rStyle w:val="Hyperlink"/>
@@ -5729,7 +5755,7 @@
                 <w:noProof/>
                 <w:webHidden/>
               </w:rPr>
-              <w:instrText xml:space="preserve"> PAGEREF _Toc242572972 \h </w:instrText>
+              <w:instrText xml:space="preserve"> PAGEREF _Toc242813176 \h </w:instrText>
             </w:r>
             <w:r>
               <w:rPr>
@@ -5773,7 +5799,7 @@
               <w:lang w:eastAsia="en-AU"/>
             </w:rPr>
           </w:pPr>
-          <w:hyperlink w:anchor="_Toc242572973" w:history="1">
+          <w:hyperlink w:anchor="_Toc242813177" w:history="1">
             <w:r>
               <w:rPr>
                 <w:rStyle w:val="Hyperlink"/>
@@ -5817,7 +5843,7 @@
                 <w:noProof/>
                 <w:webHidden/>
               </w:rPr>
-              <w:instrText xml:space="preserve"> PAGEREF _Toc242572973 \h </w:instrText>
+              <w:instrText xml:space="preserve"> PAGEREF _Toc242813177 \h </w:instrText>
             </w:r>
             <w:r>
               <w:rPr>
@@ -5837,7 +5863,7 @@
                 <w:noProof/>
                 <w:webHidden/>
               </w:rPr>
-              <w:t>41</w:t>
+              <w:t>42</w:t>
             </w:r>
             <w:r>
               <w:rPr>
@@ -5861,7 +5887,7 @@
               <w:lang w:eastAsia="en-AU"/>
             </w:rPr>
           </w:pPr>
-          <w:hyperlink w:anchor="_Toc242572974" w:history="1">
+          <w:hyperlink w:anchor="_Toc242813178" w:history="1">
             <w:r>
               <w:rPr>
                 <w:rStyle w:val="Hyperlink"/>
@@ -5905,7 +5931,7 @@
                 <w:noProof/>
                 <w:webHidden/>
               </w:rPr>
-              <w:instrText xml:space="preserve"> PAGEREF _Toc242572974 \h </w:instrText>
+              <w:instrText xml:space="preserve"> PAGEREF _Toc242813178 \h </w:instrText>
             </w:r>
             <w:r>
               <w:rPr>
@@ -5925,7 +5951,7 @@
                 <w:noProof/>
                 <w:webHidden/>
               </w:rPr>
-              <w:t>41</w:t>
+              <w:t>42</w:t>
             </w:r>
             <w:r>
               <w:rPr>
@@ -5949,7 +5975,7 @@
               <w:lang w:eastAsia="en-AU"/>
             </w:rPr>
           </w:pPr>
-          <w:hyperlink w:anchor="_Toc242572975" w:history="1">
+          <w:hyperlink w:anchor="_Toc242813179" w:history="1">
             <w:r>
               <w:rPr>
                 <w:rStyle w:val="Hyperlink"/>
@@ -5993,7 +6019,7 @@
                 <w:noProof/>
                 <w:webHidden/>
               </w:rPr>
-              <w:instrText xml:space="preserve"> PAGEREF _Toc242572975 \h </w:instrText>
+              <w:instrText xml:space="preserve"> PAGEREF _Toc242813179 \h </w:instrText>
             </w:r>
             <w:r>
               <w:rPr>
@@ -6013,7 +6039,7 @@
                 <w:noProof/>
                 <w:webHidden/>
               </w:rPr>
-              <w:t>42</w:t>
+              <w:t>43</w:t>
             </w:r>
             <w:r>
               <w:rPr>
@@ -6037,7 +6063,7 @@
               <w:lang w:eastAsia="en-AU"/>
             </w:rPr>
           </w:pPr>
-          <w:hyperlink w:anchor="_Toc242572976" w:history="1">
+          <w:hyperlink w:anchor="_Toc242813180" w:history="1">
             <w:r>
               <w:rPr>
                 <w:rStyle w:val="Hyperlink"/>
@@ -6081,7 +6107,7 @@
                 <w:noProof/>
                 <w:webHidden/>
               </w:rPr>
-              <w:instrText xml:space="preserve"> PAGEREF _Toc242572976 \h </w:instrText>
+              <w:instrText xml:space="preserve"> PAGEREF _Toc242813180 \h </w:instrText>
             </w:r>
             <w:r>
               <w:rPr>
@@ -6101,7 +6127,7 @@
                 <w:noProof/>
                 <w:webHidden/>
               </w:rPr>
-              <w:t>43</w:t>
+              <w:t>44</w:t>
             </w:r>
             <w:r>
               <w:rPr>
@@ -6125,7 +6151,7 @@
               <w:lang w:eastAsia="en-AU"/>
             </w:rPr>
           </w:pPr>
-          <w:hyperlink w:anchor="_Toc242572977" w:history="1">
+          <w:hyperlink w:anchor="_Toc242813181" w:history="1">
             <w:r>
               <w:rPr>
                 <w:rStyle w:val="Hyperlink"/>
@@ -6169,7 +6195,7 @@
                 <w:noProof/>
                 <w:webHidden/>
               </w:rPr>
-              <w:instrText xml:space="preserve"> PAGEREF _Toc242572977 \h </w:instrText>
+              <w:instrText xml:space="preserve"> PAGEREF _Toc242813181 \h </w:instrText>
             </w:r>
             <w:r>
               <w:rPr>
@@ -6189,7 +6215,7 @@
                 <w:noProof/>
                 <w:webHidden/>
               </w:rPr>
-              <w:t>44</w:t>
+              <w:t>45</w:t>
             </w:r>
             <w:r>
               <w:rPr>
@@ -6213,7 +6239,7 @@
               <w:lang w:eastAsia="en-AU"/>
             </w:rPr>
           </w:pPr>
-          <w:hyperlink w:anchor="_Toc242572978" w:history="1">
+          <w:hyperlink w:anchor="_Toc242813182" w:history="1">
             <w:r>
               <w:rPr>
                 <w:rStyle w:val="Hyperlink"/>
@@ -6236,6 +6262,94 @@
                 <w:rFonts w:ascii="Arial" w:hAnsi="Arial" w:cs="Arial"/>
                 <w:noProof/>
               </w:rPr>
+              <w:t>Acknowledgement of Generative AI Use</w:t>
+            </w:r>
+            <w:r>
+              <w:rPr>
+                <w:noProof/>
+                <w:webHidden/>
+              </w:rPr>
+              <w:tab/>
+            </w:r>
+            <w:r>
+              <w:rPr>
+                <w:noProof/>
+                <w:webHidden/>
+              </w:rPr>
+              <w:fldChar w:fldCharType="begin"/>
+            </w:r>
+            <w:r>
+              <w:rPr>
+                <w:noProof/>
+                <w:webHidden/>
+              </w:rPr>
+              <w:instrText xml:space="preserve"> PAGEREF _Toc242813182 \h </w:instrText>
+            </w:r>
+            <w:r>
+              <w:rPr>
+                <w:noProof/>
+                <w:webHidden/>
+              </w:rPr>
+            </w:r>
+            <w:r>
+              <w:rPr>
+                <w:noProof/>
+                <w:webHidden/>
+              </w:rPr>
+              <w:fldChar w:fldCharType="separate"/>
+            </w:r>
+            <w:r>
+              <w:rPr>
+                <w:noProof/>
+                <w:webHidden/>
+              </w:rPr>
+              <w:t>45</w:t>
+            </w:r>
+            <w:r>
+              <w:rPr>
+                <w:noProof/>
+                <w:webHidden/>
+              </w:rPr>
+              <w:fldChar w:fldCharType="end"/>
+            </w:r>
+          </w:hyperlink>
+        </w:p>
+        <w:p>
+          <w:pPr>
+            <w:pStyle w:val="TOC1"/>
+            <w:tabs>
+              <w:tab w:val="left" w:pos="720"/>
+              <w:tab w:val="right" w:leader="dot" w:pos="9016"/>
+            </w:tabs>
+            <w:rPr>
+              <w:rFonts w:eastAsiaTheme="minorEastAsia"/>
+              <w:noProof/>
+              <w:lang w:eastAsia="en-AU"/>
+            </w:rPr>
+          </w:pPr>
+          <w:hyperlink w:anchor="_Toc242813183" w:history="1">
+            <w:r>
+              <w:rPr>
+                <w:rStyle w:val="Hyperlink"/>
+                <w:rFonts w:ascii="Arial" w:hAnsi="Arial" w:cs="Arial"/>
+                <w:noProof/>
+              </w:rPr>
+              <w:t>18.</w:t>
+            </w:r>
+            <w:r>
+              <w:rPr>
+                <w:rFonts w:eastAsiaTheme="minorEastAsia"/>
+                <w:noProof/>
+                <w:lang w:eastAsia="en-AU"/>
+              </w:rPr>
+              <w:tab/>
+            </w:r>
+            <w:r>
+              <w:rPr>
+                <w:rStyle w:val="Hyperlink"/>
+                <w:rFonts w:ascii="Arial" w:hAnsi="Arial" w:cs="Arial"/>
+                <w:noProof/>
+              </w:rPr>
               <w:t>References</w:t>
             </w:r>
             <w:r>
@@ -6257,7 +6371,7 @@
                 <w:noProof/>
                 <w:webHidden/>
               </w:rPr>
-              <w:instrText xml:space="preserve"> PAGEREF _Toc242572978 \h </w:instrText>
+              <w:instrText xml:space="preserve"> PAGEREF _Toc242813183 \h </w:instrText>
             </w:r>
             <w:r>
               <w:rPr>
@@ -6277,7 +6391,7 @@
                 <w:noProof/>
                 <w:webHidden/>
               </w:rPr>
-              <w:t>45</w:t>
+              <w:t>47</w:t>
             </w:r>
             <w:r>
               <w:rPr>
@@ -6300,7 +6414,7 @@
               <w:lang w:eastAsia="en-AU"/>
             </w:rPr>
           </w:pPr>
-          <w:hyperlink w:anchor="_Toc242572979" w:history="1">
+          <w:hyperlink w:anchor="_Toc242813184" w:history="1">
             <w:r>
               <w:rPr>
                 <w:rStyle w:val="Hyperlink"/>
@@ -6328,7 +6442,7 @@
                 <w:noProof/>
                 <w:webHidden/>
               </w:rPr>
-              <w:instrText xml:space="preserve"> PAGEREF _Toc242572979 \h </w:instrText>
+              <w:instrText xml:space="preserve"> PAGEREF _Toc242813184 \h </w:instrText>
             </w:r>
             <w:r>
               <w:rPr>
@@ -6348,7 +6462,7 @@
                 <w:noProof/>
                 <w:webHidden/>
               </w:rPr>
-              <w:t>48</w:t>
+              <w:t>50</w:t>
             </w:r>
             <w:r>
               <w:rPr>
@@ -6371,7 +6485,7 @@
               <w:lang w:eastAsia="en-AU"/>
             </w:rPr>
           </w:pPr>
-          <w:hyperlink w:anchor="_Toc242572980" w:history="1">
+          <w:hyperlink w:anchor="_Toc242813185" w:history="1">
             <w:r>
               <w:rPr>
                 <w:rStyle w:val="Hyperlink"/>
@@ -6399,7 +6513,7 @@
                 <w:noProof/>
                 <w:webHidden/>
               </w:rPr>
-              <w:instrText xml:space="preserve"> PAGEREF _Toc242572980 \h </w:instrText>
+              <w:instrText xml:space="preserve"> PAGEREF _Toc242813185 \h </w:instrText>
             </w:r>
             <w:r>
               <w:rPr>
@@ -6419,7 +6533,7 @@
                 <w:noProof/>
                 <w:webHidden/>
               </w:rPr>
-              <w:t>48</w:t>
+              <w:t>50</w:t>
             </w:r>
             <w:r>
               <w:rPr>
@@ -6442,7 +6556,7 @@
               <w:lang w:eastAsia="en-AU"/>
             </w:rPr>
           </w:pPr>
-          <w:hyperlink w:anchor="_Toc242572981" w:history="1">
+          <w:hyperlink w:anchor="_Toc242813186" w:history="1">
             <w:r>
               <w:rPr>
                 <w:rStyle w:val="Hyperlink"/>
@@ -6470,7 +6584,7 @@
                 <w:noProof/>
                 <w:webHidden/>
               </w:rPr>
-              <w:instrText xml:space="preserve"> PAGEREF _Toc242572981 \h </w:instrText>
+              <w:instrText xml:space="preserve"> PAGEREF _Toc242813186 \h </w:instrText>
             </w:r>
             <w:r>
               <w:rPr>
@@ -6490,7 +6604,7 @@
                 <w:noProof/>
                 <w:webHidden/>
               </w:rPr>
-              <w:t>49</w:t>
+              <w:t>51</w:t>
             </w:r>
             <w:r>
               <w:rPr>
@@ -6513,7 +6627,7 @@
               <w:lang w:eastAsia="en-AU"/>
             </w:rPr>
           </w:pPr>
-          <w:hyperlink w:anchor="_Toc242572982" w:history="1">
+          <w:hyperlink w:anchor="_Toc242813187" w:history="1">
             <w:r>
               <w:rPr>
                 <w:rStyle w:val="Hyperlink"/>
@@ -6541,7 +6655,7 @@
                 <w:noProof/>
                 <w:webHidden/>
               </w:rPr>
-              <w:instrText xml:space="preserve"> PAGEREF _Toc242572982 \h </w:instrText>
+              <w:instrText xml:space="preserve"> PAGEREF _Toc242813187 \h </w:instrText>
             </w:r>
             <w:r>
               <w:rPr>
@@ -6561,7 +6675,7 @@
                 <w:noProof/>
                 <w:webHidden/>
               </w:rPr>
-              <w:t>50</w:t>
+              <w:t>52</w:t>
             </w:r>
             <w:r>
               <w:rPr>
@@ -6584,7 +6698,7 @@
               <w:lang w:eastAsia="en-AU"/>
             </w:rPr>
           </w:pPr>
-          <w:hyperlink w:anchor="_Toc242572983" w:history="1">
+          <w:hyperlink w:anchor="_Toc242813188" w:history="1">
             <w:r>
               <w:rPr>
                 <w:rStyle w:val="Hyperlink"/>
@@ -6612,7 +6726,7 @@
                 <w:noProof/>
                 <w:webHidden/>
               </w:rPr>
-              <w:instrText xml:space="preserve"> PAGEREF _Toc242572983 \h </w:instrText>
+              <w:instrText xml:space="preserve"> PAGEREF _Toc242813188 \h </w:instrText>
             </w:r>
             <w:r>
               <w:rPr>
@@ -6632,7 +6746,7 @@
                 <w:noProof/>
                 <w:webHidden/>
               </w:rPr>
-              <w:t>50</w:t>
+              <w:t>52</w:t>
             </w:r>
             <w:r>
               <w:rPr>
@@ -6709,7 +6823,7 @@
           <w:szCs w:val="22"/>
         </w:rPr>
       </w:pPr>
-      <w:bookmarkStart w:id="0" w:name="_Toc242572919"/>
+      <w:bookmarkStart w:id="0" w:name="_Toc242813123"/>
       <w:r>
         <w:rPr>
           <w:rFonts w:ascii="Arial" w:hAnsi="Arial" w:cs="Arial"/>
@@ -6737,7 +6851,23 @@
           <w:sz w:val="22"/>
           <w:szCs w:val="22"/>
         </w:rPr>
-        <w:t>This report presents the development progress and current prototype of the AI-Based Customer Support Automation System, developed as a group enterprise application for COIT13230 Application Development Project. The system is designed to improve customer-support efficiency by combining AI-assisted responses with structured ticket management and human-agent escalation. The current prototype integrates a React frontend, Java Spring Boot REST backend, relational database, JWT-based role security, AI-assisted chatbot, automated ticket classification and prioritisation, sentiment and confidence analysis, notifications, knowledge-</w:t>
+        <w:t xml:space="preserve">This report presents the </w:t>
+      </w:r>
+      <w:r>
+        <w:rPr>
+          <w:rFonts w:ascii="Arial" w:hAnsi="Arial" w:cs="Arial"/>
+          <w:sz w:val="22"/>
+          <w:szCs w:val="22"/>
+        </w:rPr>
+        <w:t>final development, implementation and evaluation</w:t>
+      </w:r>
+      <w:r>
+        <w:rPr>
+          <w:rFonts w:ascii="Arial" w:hAnsi="Arial" w:cs="Arial"/>
+          <w:sz w:val="22"/>
+          <w:szCs w:val="22"/>
+        </w:rPr>
+        <w:t xml:space="preserve"> of the AI-Based Customer Support Automation System, developed as a group enterprise application for COIT13230 Application Development Project. The system is designed to improve customer-support efficiency by combining AI-assisted responses with structured ticket management and human-agent escalation. The current prototype integrates a React frontend, Java Spring Boot REST backend, relational database, JWT-based role security, AI-assisted chatbot, automated ticket classification and prioritisation, sentiment and confidence analysis, notifications, knowledge-</w:t>
       </w:r>
       <w:r>
         <w:rPr>
@@ -6865,7 +6995,23 @@
           <w:szCs w:val="22"/>
         </w:rPr>
         <w:lastRenderedPageBreak/>
-        <w:t>Overall, the current prototype demonstrates substantial progress toward the original project objectives and provides an integrated, secure and deployable AI-assisted customer-support system for the Assessment 3 prototype demonstration.</w:t>
+        <w:t>Overall, the current prototype demonstrates substantial progress toward the original project objectives and provides an integrated, secure and deployable AI-assisted customer-support system for the</w:t>
+      </w:r>
+      <w:r>
+        <w:rPr>
+          <w:rFonts w:ascii="Arial" w:hAnsi="Arial" w:cs="Arial"/>
+          <w:sz w:val="22"/>
+          <w:szCs w:val="22"/>
+        </w:rPr>
+        <w:t xml:space="preserve"> final report</w:t>
+      </w:r>
+      <w:r>
+        <w:rPr>
+          <w:rFonts w:ascii="Arial" w:hAnsi="Arial" w:cs="Arial"/>
+          <w:sz w:val="22"/>
+          <w:szCs w:val="22"/>
+        </w:rPr>
+        <w:t>.</w:t>
       </w:r>
     </w:p>
     <w:p>
@@ -6906,7 +7052,7 @@
           <w:szCs w:val="22"/>
         </w:rPr>
       </w:pPr>
-      <w:bookmarkStart w:id="1" w:name="_Toc242572920"/>
+      <w:bookmarkStart w:id="1" w:name="_Toc242813124"/>
       <w:r>
         <w:rPr>
           <w:rFonts w:ascii="Arial" w:hAnsi="Arial" w:cs="Arial"/>
@@ -7130,7 +7276,23 @@
           <w:sz w:val="22"/>
           <w:szCs w:val="22"/>
         </w:rPr>
-        <w:t>The current prototype has progressed from the original proposal and system design into an integrated enterprise web application supporting Client, Support Agent and Administrator roles. This report presents the current project progress for Assessment 3, focusing on the implemented user stories, interfaces, features and business logic, key implementation components, GitHub progress tracking, integration and automated testing, problems encountered during development, and documented changes from the original requirements and design.</w:t>
+        <w:t xml:space="preserve">The current prototype has progressed from the original proposal and system design into an integrated enterprise web application supporting Client, Support Agent and Administrator roles. </w:t>
+      </w:r>
+      <w:r>
+        <w:rPr>
+          <w:rFonts w:ascii="Arial" w:hAnsi="Arial" w:cs="Arial"/>
+          <w:sz w:val="22"/>
+          <w:szCs w:val="22"/>
+        </w:rPr>
+        <w:t>This report presents the final implementation, testing, deployment and evaluation of the completed project</w:t>
+      </w:r>
+      <w:r>
+        <w:rPr>
+          <w:rFonts w:ascii="Arial" w:hAnsi="Arial" w:cs="Arial"/>
+          <w:sz w:val="22"/>
+          <w:szCs w:val="22"/>
+        </w:rPr>
+        <w:t>, focusing on the implemented user stories, interfaces, features and business logic, key implementation components, GitHub progress tracking, integration and automated testing, problems encountered during development, and documented changes from the original requirements and design.</w:t>
       </w:r>
     </w:p>
     <w:p>
@@ -7148,7 +7310,7 @@
           <w:szCs w:val="22"/>
         </w:rPr>
       </w:pPr>
-      <w:bookmarkStart w:id="2" w:name="_Toc242572921"/>
+      <w:bookmarkStart w:id="2" w:name="_Toc242813125"/>
       <w:r>
         <w:rPr>
           <w:rFonts w:ascii="Arial" w:hAnsi="Arial" w:cs="Arial"/>
@@ -7386,7 +7548,7 @@
           <w:szCs w:val="22"/>
         </w:rPr>
       </w:pPr>
-      <w:bookmarkStart w:id="3" w:name="_Toc242572922"/>
+      <w:bookmarkStart w:id="3" w:name="_Toc242813126"/>
       <w:r>
         <w:rPr>
           <w:rFonts w:ascii="Arial" w:hAnsi="Arial" w:cs="Arial"/>
@@ -8045,7 +8207,7 @@
           <w:szCs w:val="22"/>
         </w:rPr>
       </w:pPr>
-      <w:bookmarkStart w:id="4" w:name="_Toc242572923"/>
+      <w:bookmarkStart w:id="4" w:name="_Toc242813127"/>
       <w:r>
         <w:rPr>
           <w:rFonts w:ascii="Arial" w:hAnsi="Arial" w:cs="Arial"/>
@@ -8234,7 +8396,7 @@
           <w:szCs w:val="22"/>
         </w:rPr>
       </w:pPr>
-      <w:bookmarkStart w:id="5" w:name="_Toc242572924"/>
+      <w:bookmarkStart w:id="5" w:name="_Toc242813128"/>
       <w:r>
         <w:rPr>
           <w:rFonts w:ascii="Arial" w:hAnsi="Arial" w:cs="Arial"/>
@@ -8338,7 +8500,7 @@
           <w:szCs w:val="22"/>
         </w:rPr>
       </w:pPr>
-      <w:bookmarkStart w:id="6" w:name="_Toc242572925"/>
+      <w:bookmarkStart w:id="6" w:name="_Toc242813129"/>
       <w:r>
         <w:rPr>
           <w:rFonts w:ascii="Arial" w:hAnsi="Arial" w:cs="Arial"/>
@@ -8591,7 +8753,7 @@
           <w:szCs w:val="22"/>
         </w:rPr>
       </w:pPr>
-      <w:bookmarkStart w:id="7" w:name="_Toc242572926"/>
+      <w:bookmarkStart w:id="7" w:name="_Toc242813130"/>
       <w:r>
         <w:rPr>
           <w:rFonts w:ascii="Arial" w:hAnsi="Arial" w:cs="Arial"/>
@@ -8617,7 +8779,7 @@
           <w:szCs w:val="22"/>
         </w:rPr>
       </w:pPr>
-      <w:bookmarkStart w:id="8" w:name="_Toc242572927"/>
+      <w:bookmarkStart w:id="8" w:name="_Toc242813131"/>
       <w:r>
         <w:rPr>
           <w:rFonts w:ascii="Arial" w:hAnsi="Arial" w:cs="Arial"/>
@@ -8943,7 +9105,7 @@
           <w:szCs w:val="22"/>
         </w:rPr>
       </w:pPr>
-      <w:bookmarkStart w:id="9" w:name="_Toc242572928"/>
+      <w:bookmarkStart w:id="9" w:name="_Toc242813132"/>
       <w:r>
         <w:rPr>
           <w:rFonts w:ascii="Arial" w:hAnsi="Arial" w:cs="Arial"/>
@@ -9127,7 +9289,7 @@
           <w:szCs w:val="22"/>
         </w:rPr>
       </w:pPr>
-      <w:bookmarkStart w:id="10" w:name="_Toc242572929"/>
+      <w:bookmarkStart w:id="10" w:name="_Toc242813133"/>
       <w:r>
         <w:rPr>
           <w:rFonts w:ascii="Arial" w:hAnsi="Arial" w:cs="Arial"/>
@@ -9911,7 +10073,7 @@
           <w:szCs w:val="22"/>
         </w:rPr>
       </w:pPr>
-      <w:bookmarkStart w:id="11" w:name="_Toc242572930"/>
+      <w:bookmarkStart w:id="11" w:name="_Toc242813134"/>
       <w:r>
         <w:rPr>
           <w:rFonts w:ascii="Arial" w:hAnsi="Arial" w:cs="Arial"/>
@@ -10047,7 +10209,7 @@
           <w:szCs w:val="22"/>
         </w:rPr>
       </w:pPr>
-      <w:bookmarkStart w:id="12" w:name="_Toc242572931"/>
+      <w:bookmarkStart w:id="12" w:name="_Toc242813135"/>
       <w:r>
         <w:rPr>
           <w:rFonts w:ascii="Arial" w:hAnsi="Arial" w:cs="Arial"/>
@@ -10092,7 +10254,7 @@
           <w:szCs w:val="22"/>
         </w:rPr>
       </w:pPr>
-      <w:bookmarkStart w:id="13" w:name="_Toc242572932"/>
+      <w:bookmarkStart w:id="13" w:name="_Toc242813136"/>
       <w:r>
         <w:rPr>
           <w:rFonts w:ascii="Arial" w:hAnsi="Arial" w:cs="Arial"/>
@@ -10298,6 +10460,7 @@
                 <w:szCs w:val="22"/>
               </w:rPr>
             </w:pPr>
+            <w:proofErr w:type="spellStart"/>
             <w:r>
               <w:rPr>
                 <w:rFonts w:ascii="Arial" w:hAnsi="Arial" w:cs="Arial"/>
@@ -10306,7 +10469,18 @@
                 <w:sz w:val="22"/>
                 <w:szCs w:val="22"/>
               </w:rPr>
-              <w:t>Akrishta Ale</w:t>
+              <w:t>Akrishta</w:t>
+            </w:r>
+            <w:proofErr w:type="spellEnd"/>
+            <w:r>
+              <w:rPr>
+                <w:rFonts w:ascii="Arial" w:hAnsi="Arial" w:cs="Arial"/>
+                <w:b/>
+                <w:bCs/>
+                <w:sz w:val="22"/>
+                <w:szCs w:val="22"/>
+              </w:rPr>
+              <w:t xml:space="preserve"> Ale</w:t>
             </w:r>
           </w:p>
         </w:tc>
@@ -10475,7 +10649,7 @@
           <w:szCs w:val="22"/>
         </w:rPr>
       </w:pPr>
-      <w:bookmarkStart w:id="14" w:name="_Toc242572933"/>
+      <w:bookmarkStart w:id="14" w:name="_Toc242813137"/>
       <w:r>
         <w:rPr>
           <w:rFonts w:ascii="Arial" w:hAnsi="Arial" w:cs="Arial"/>
@@ -10625,7 +10799,7 @@
           <w:szCs w:val="22"/>
         </w:rPr>
       </w:pPr>
-      <w:bookmarkStart w:id="15" w:name="_Toc242572934"/>
+      <w:bookmarkStart w:id="15" w:name="_Toc242813138"/>
       <w:r>
         <w:rPr>
           <w:rFonts w:ascii="Arial" w:hAnsi="Arial" w:cs="Arial"/>
@@ -11031,7 +11205,7 @@
           <w:szCs w:val="22"/>
         </w:rPr>
       </w:pPr>
-      <w:bookmarkStart w:id="16" w:name="_Toc242572935"/>
+      <w:bookmarkStart w:id="16" w:name="_Toc242813139"/>
       <w:r>
         <w:rPr>
           <w:rFonts w:ascii="Arial" w:hAnsi="Arial" w:cs="Arial"/>
@@ -11200,7 +11374,7 @@
           <w:szCs w:val="22"/>
         </w:rPr>
       </w:pPr>
-      <w:bookmarkStart w:id="17" w:name="_Toc242572936"/>
+      <w:bookmarkStart w:id="17" w:name="_Toc242813140"/>
       <w:r>
         <w:rPr>
           <w:rFonts w:ascii="Arial" w:hAnsi="Arial" w:cs="Arial"/>
@@ -11261,7 +11435,7 @@
           <w:szCs w:val="22"/>
         </w:rPr>
       </w:pPr>
-      <w:bookmarkStart w:id="18" w:name="_Toc242572937"/>
+      <w:bookmarkStart w:id="18" w:name="_Toc242813141"/>
       <w:r>
         <w:rPr>
           <w:rFonts w:ascii="Arial" w:hAnsi="Arial" w:cs="Arial"/>
@@ -12075,7 +12249,7 @@
           <w:szCs w:val="22"/>
         </w:rPr>
       </w:pPr>
-      <w:bookmarkStart w:id="19" w:name="_Toc242572938"/>
+      <w:bookmarkStart w:id="19" w:name="_Toc242813142"/>
       <w:r>
         <w:rPr>
           <w:rFonts w:ascii="Arial" w:hAnsi="Arial" w:cs="Arial"/>
@@ -12724,7 +12898,7 @@
           <w:szCs w:val="22"/>
         </w:rPr>
       </w:pPr>
-      <w:bookmarkStart w:id="20" w:name="_Toc242572939"/>
+      <w:bookmarkStart w:id="20" w:name="_Toc242813143"/>
       <w:r>
         <w:rPr>
           <w:rFonts w:ascii="Arial" w:hAnsi="Arial" w:cs="Arial"/>
@@ -13456,7 +13630,7 @@
           <w:szCs w:val="22"/>
         </w:rPr>
       </w:pPr>
-      <w:bookmarkStart w:id="21" w:name="_Toc242572940"/>
+      <w:bookmarkStart w:id="21" w:name="_Toc242813144"/>
       <w:r>
         <w:rPr>
           <w:rFonts w:ascii="Arial" w:hAnsi="Arial" w:cs="Arial"/>
@@ -13652,7 +13826,7 @@
           <w:szCs w:val="22"/>
         </w:rPr>
       </w:pPr>
-      <w:bookmarkStart w:id="22" w:name="_Toc242572941"/>
+      <w:bookmarkStart w:id="22" w:name="_Toc242813145"/>
       <w:r>
         <w:rPr>
           <w:rFonts w:ascii="Arial" w:hAnsi="Arial" w:cs="Arial"/>
@@ -13864,7 +14038,7 @@
           <w:szCs w:val="22"/>
         </w:rPr>
       </w:pPr>
-      <w:bookmarkStart w:id="23" w:name="_Toc242572942"/>
+      <w:bookmarkStart w:id="23" w:name="_Toc242813146"/>
       <w:r>
         <w:rPr>
           <w:rFonts w:ascii="Arial" w:hAnsi="Arial" w:cs="Arial"/>
@@ -14071,7 +14245,7 @@
           <w:szCs w:val="22"/>
         </w:rPr>
       </w:pPr>
-      <w:bookmarkStart w:id="24" w:name="_Toc242572943"/>
+      <w:bookmarkStart w:id="24" w:name="_Toc242813147"/>
       <w:r>
         <w:rPr>
           <w:rFonts w:ascii="Arial" w:hAnsi="Arial" w:cs="Arial"/>
@@ -14314,7 +14488,7 @@
           <w:szCs w:val="22"/>
         </w:rPr>
       </w:pPr>
-      <w:bookmarkStart w:id="25" w:name="_Toc242572944"/>
+      <w:bookmarkStart w:id="25" w:name="_Toc242813148"/>
       <w:r>
         <w:rPr>
           <w:rFonts w:ascii="Arial" w:hAnsi="Arial" w:cs="Arial"/>
@@ -14561,7 +14735,7 @@
           <w:szCs w:val="22"/>
         </w:rPr>
       </w:pPr>
-      <w:bookmarkStart w:id="26" w:name="_Toc242572945"/>
+      <w:bookmarkStart w:id="26" w:name="_Toc242813149"/>
       <w:r>
         <w:rPr>
           <w:rFonts w:ascii="Arial" w:hAnsi="Arial" w:cs="Arial"/>
@@ -14878,7 +15052,7 @@
           <w:szCs w:val="22"/>
         </w:rPr>
       </w:pPr>
-      <w:bookmarkStart w:id="27" w:name="_Toc242572946"/>
+      <w:bookmarkStart w:id="27" w:name="_Toc242813150"/>
       <w:r>
         <w:rPr>
           <w:rFonts w:ascii="Arial" w:hAnsi="Arial" w:cs="Arial"/>
@@ -14991,7 +15165,7 @@
           <w:szCs w:val="22"/>
         </w:rPr>
       </w:pPr>
-      <w:bookmarkStart w:id="28" w:name="_Toc242572947"/>
+      <w:bookmarkStart w:id="28" w:name="_Toc242813151"/>
       <w:r>
         <w:rPr>
           <w:rFonts w:ascii="Arial" w:hAnsi="Arial" w:cs="Arial"/>
@@ -16098,7 +16272,7 @@
           <w:szCs w:val="22"/>
         </w:rPr>
       </w:pPr>
-      <w:bookmarkStart w:id="29" w:name="_Toc242572948"/>
+      <w:bookmarkStart w:id="29" w:name="_Toc242813152"/>
       <w:r>
         <w:rPr>
           <w:rFonts w:ascii="Arial" w:hAnsi="Arial" w:cs="Arial"/>
@@ -16268,7 +16442,7 @@
           <w:szCs w:val="22"/>
         </w:rPr>
       </w:pPr>
-      <w:bookmarkStart w:id="30" w:name="_Toc242572949"/>
+      <w:bookmarkStart w:id="30" w:name="_Toc242813153"/>
       <w:r>
         <w:rPr>
           <w:rFonts w:ascii="Arial" w:hAnsi="Arial" w:cs="Arial"/>
@@ -17029,7 +17203,7 @@
           <w:szCs w:val="22"/>
         </w:rPr>
       </w:pPr>
-      <w:bookmarkStart w:id="31" w:name="_Toc242572950"/>
+      <w:bookmarkStart w:id="31" w:name="_Toc242813154"/>
       <w:r>
         <w:rPr>
           <w:rFonts w:ascii="Arial" w:hAnsi="Arial" w:cs="Arial"/>
@@ -18236,7 +18410,7 @@
           <w:szCs w:val="22"/>
         </w:rPr>
       </w:pPr>
-      <w:bookmarkStart w:id="32" w:name="_Toc242572951"/>
+      <w:bookmarkStart w:id="32" w:name="_Toc242813155"/>
       <w:r>
         <w:rPr>
           <w:rFonts w:ascii="Arial" w:hAnsi="Arial" w:cs="Arial"/>
@@ -18419,7 +18593,7 @@
           <w:szCs w:val="22"/>
         </w:rPr>
       </w:pPr>
-      <w:bookmarkStart w:id="33" w:name="_Toc242572952"/>
+      <w:bookmarkStart w:id="33" w:name="_Toc242813156"/>
       <w:r>
         <w:rPr>
           <w:rFonts w:ascii="Arial" w:hAnsi="Arial" w:cs="Arial"/>
@@ -19203,7 +19377,7 @@
           <w:szCs w:val="22"/>
         </w:rPr>
       </w:pPr>
-      <w:bookmarkStart w:id="34" w:name="_Toc242572953"/>
+      <w:bookmarkStart w:id="34" w:name="_Toc242813157"/>
       <w:r>
         <w:rPr>
           <w:rFonts w:ascii="Arial" w:hAnsi="Arial" w:cs="Arial"/>
@@ -19385,7 +19559,7 @@
           <w:szCs w:val="22"/>
         </w:rPr>
       </w:pPr>
-      <w:bookmarkStart w:id="35" w:name="_Toc242572954"/>
+      <w:bookmarkStart w:id="35" w:name="_Toc242813158"/>
       <w:r>
         <w:rPr>
           <w:rFonts w:ascii="Arial" w:hAnsi="Arial" w:cs="Arial"/>
@@ -19398,21 +19572,93 @@
     </w:p>
     <w:p>
       <w:pPr>
+        <w:pStyle w:val="NormalWeb"/>
         <w:spacing w:line="360" w:lineRule="auto"/>
-        <w:jc w:val="both"/>
-        <w:rPr>
-          <w:rFonts w:ascii="Arial" w:hAnsi="Arial" w:cs="Arial"/>
-          <w:sz w:val="22"/>
-          <w:szCs w:val="22"/>
-        </w:rPr>
-      </w:pPr>
-      <w:r>
-        <w:rPr>
-          <w:rFonts w:ascii="Arial" w:hAnsi="Arial" w:cs="Arial"/>
-          <w:sz w:val="22"/>
-          <w:szCs w:val="22"/>
-        </w:rPr>
-        <w:t>The backend contains automated JUnit tests covering the main business rules and API workflows. The final test source includes 10 Java test classes, including a shared abstract system-test base class, with 80 @Test methods. Coverage includes authentication, authorisation, customer chat, ticket processing, agent and administrator workflows, AI decisions, validation, JWT handling and external AI fallback behaviour.</w:t>
+        <w:rPr>
+          <w:rFonts w:ascii="Arial" w:hAnsi="Arial" w:cs="Arial"/>
+          <w:sz w:val="22"/>
+          <w:szCs w:val="22"/>
+        </w:rPr>
+      </w:pPr>
+      <w:r>
+        <w:rPr>
+          <w:rFonts w:ascii="Arial" w:hAnsi="Arial" w:cs="Arial"/>
+          <w:sz w:val="22"/>
+          <w:szCs w:val="22"/>
+        </w:rPr>
+        <w:t xml:space="preserve">The backend was tested using JUnit and the Spring Boot testing framework to verify business logic, security, API operations and integration between application components. The final automated test execution was performed using the Maven command </w:t>
+      </w:r>
+      <w:r>
+        <w:rPr>
+          <w:rStyle w:val="HTMLCode"/>
+          <w:rFonts w:ascii="Arial" w:eastAsiaTheme="minorHAnsi" w:hAnsi="Arial" w:cs="Arial"/>
+          <w:sz w:val="22"/>
+          <w:szCs w:val="22"/>
+        </w:rPr>
+        <w:t>.\mvnw.cmd test</w:t>
+      </w:r>
+      <w:r>
+        <w:rPr>
+          <w:rFonts w:ascii="Arial" w:hAnsi="Arial" w:cs="Arial"/>
+          <w:sz w:val="22"/>
+          <w:szCs w:val="22"/>
+        </w:rPr>
+        <w:t>.</w:t>
+      </w:r>
+    </w:p>
+    <w:p>
+      <w:pPr>
+        <w:pStyle w:val="NormalWeb"/>
+        <w:spacing w:line="360" w:lineRule="auto"/>
+        <w:rPr>
+          <w:rFonts w:ascii="Arial" w:hAnsi="Arial" w:cs="Arial"/>
+          <w:sz w:val="22"/>
+          <w:szCs w:val="22"/>
+        </w:rPr>
+      </w:pPr>
+      <w:r>
+        <w:rPr>
+          <w:rFonts w:ascii="Arial" w:hAnsi="Arial" w:cs="Arial"/>
+          <w:sz w:val="22"/>
+          <w:szCs w:val="22"/>
+        </w:rPr>
+        <w:lastRenderedPageBreak/>
+        <w:t xml:space="preserve">The test execution completed successfully, with </w:t>
+      </w:r>
+      <w:r>
+        <w:rPr>
+          <w:rStyle w:val="Strong"/>
+          <w:rFonts w:ascii="Arial" w:hAnsi="Arial" w:cs="Arial"/>
+          <w:b w:val="0"/>
+          <w:bCs w:val="0"/>
+          <w:sz w:val="22"/>
+          <w:szCs w:val="22"/>
+        </w:rPr>
+        <w:t>82 tests executed, 82 passed, zero failures, zero errors and zero skipped tests</w:t>
+      </w:r>
+      <w:r>
+        <w:rPr>
+          <w:rFonts w:ascii="Arial" w:hAnsi="Arial" w:cs="Arial"/>
+          <w:sz w:val="22"/>
+          <w:szCs w:val="22"/>
+        </w:rPr>
+        <w:t xml:space="preserve">. The Maven build also reported </w:t>
+      </w:r>
+      <w:r>
+        <w:rPr>
+          <w:rFonts w:ascii="Arial" w:hAnsi="Arial" w:cs="Arial"/>
+          <w:sz w:val="22"/>
+          <w:szCs w:val="22"/>
+        </w:rPr>
+        <w:t>build success</w:t>
+      </w:r>
+      <w:r>
+        <w:rPr>
+          <w:rFonts w:ascii="Arial" w:hAnsi="Arial" w:cs="Arial"/>
+          <w:sz w:val="22"/>
+          <w:szCs w:val="22"/>
+        </w:rPr>
+        <w:t>, confirming that all executed backend automated tests passed.</w:t>
       </w:r>
     </w:p>
     <w:tbl>
@@ -19509,7 +19755,6 @@
                 <w:sz w:val="22"/>
                 <w:szCs w:val="22"/>
               </w:rPr>
-              <w:lastRenderedPageBreak/>
               <w:t>Authentication and Security</w:t>
             </w:r>
           </w:p>
@@ -19957,21 +20202,21 @@
     </w:tbl>
     <w:p>
       <w:pPr>
+        <w:pStyle w:val="NormalWeb"/>
         <w:spacing w:line="360" w:lineRule="auto"/>
-        <w:jc w:val="both"/>
-        <w:rPr>
-          <w:rFonts w:ascii="Arial" w:hAnsi="Arial" w:cs="Arial"/>
-          <w:sz w:val="22"/>
-          <w:szCs w:val="22"/>
-        </w:rPr>
-      </w:pPr>
-      <w:r>
-        <w:rPr>
-          <w:rFonts w:ascii="Arial" w:hAnsi="Arial" w:cs="Arial"/>
-          <w:sz w:val="22"/>
-          <w:szCs w:val="22"/>
-        </w:rPr>
-        <w:t>These tests verify both individual business rules and workflows involving multiple backend components.</w:t>
+        <w:rPr>
+          <w:rFonts w:ascii="Arial" w:hAnsi="Arial" w:cs="Arial"/>
+          <w:sz w:val="22"/>
+          <w:szCs w:val="22"/>
+        </w:rPr>
+      </w:pPr>
+      <w:r>
+        <w:rPr>
+          <w:rFonts w:ascii="Arial" w:hAnsi="Arial" w:cs="Arial"/>
+          <w:sz w:val="22"/>
+          <w:szCs w:val="22"/>
+        </w:rPr>
+        <w:t>The tests cover authentication and authorisation, customer chat, ticket management, agent and administrator operations, AI decision logic, validation, JWT handling, database integration and fallback behaviour.</w:t>
       </w:r>
     </w:p>
     <w:p>
@@ -20093,6 +20338,26 @@
     </w:p>
     <w:p>
       <w:pPr>
+        <w:spacing w:line="360" w:lineRule="auto"/>
+        <w:jc w:val="both"/>
+        <w:rPr>
+          <w:rFonts w:ascii="Arial" w:hAnsi="Arial" w:cs="Arial"/>
+          <w:sz w:val="22"/>
+          <w:szCs w:val="22"/>
+        </w:rPr>
+      </w:pPr>
+      <w:r>
+        <w:rPr>
+          <w:rFonts w:ascii="Arial" w:hAnsi="Arial" w:cs="Arial"/>
+          <w:sz w:val="22"/>
+          <w:szCs w:val="22"/>
+        </w:rPr>
+        <w:lastRenderedPageBreak/>
+        <w:t>These results provide evidence of successful automated backend testing under the configured test environment. However, they do not independently establish production performance or complete user acceptance.</w:t>
+      </w:r>
+    </w:p>
+    <w:p>
+      <w:pPr>
         <w:pStyle w:val="Heading2"/>
         <w:numPr>
           <w:ilvl w:val="1"/>
@@ -20106,7 +20371,7 @@
           <w:szCs w:val="22"/>
         </w:rPr>
       </w:pPr>
-      <w:bookmarkStart w:id="36" w:name="_Toc242572955"/>
+      <w:bookmarkStart w:id="36" w:name="_Toc242813159"/>
       <w:r>
         <w:rPr>
           <w:rFonts w:ascii="Arial" w:hAnsi="Arial" w:cs="Arial"/>
@@ -20119,49 +20384,114 @@
     </w:p>
     <w:p>
       <w:pPr>
+        <w:pStyle w:val="NormalWeb"/>
         <w:spacing w:line="360" w:lineRule="auto"/>
-        <w:jc w:val="both"/>
-        <w:rPr>
-          <w:rFonts w:ascii="Arial" w:hAnsi="Arial" w:cs="Arial"/>
-          <w:sz w:val="22"/>
-          <w:szCs w:val="22"/>
-        </w:rPr>
-      </w:pPr>
-      <w:r>
-        <w:rPr>
-          <w:rFonts w:ascii="Arial" w:hAnsi="Arial" w:cs="Arial"/>
-          <w:sz w:val="22"/>
-          <w:szCs w:val="22"/>
-        </w:rPr>
-        <w:t xml:space="preserve">The frontend includes automated tests for the API client, response normalisation, formatting utilities and reusable React components. These tests verify behaviours such as </w:t>
-      </w:r>
-      <w:r>
-        <w:rPr>
-          <w:rFonts w:ascii="Arial" w:hAnsi="Arial" w:cs="Arial"/>
-          <w:sz w:val="22"/>
-          <w:szCs w:val="22"/>
-        </w:rPr>
-        <w:lastRenderedPageBreak/>
-        <w:t>authentication-token handling, API errors, validation responses, consistent ticket/user/notification data structures and reusable interface behaviour.</w:t>
+        <w:rPr>
+          <w:rFonts w:ascii="Arial" w:hAnsi="Arial" w:cs="Arial"/>
+          <w:sz w:val="22"/>
+          <w:szCs w:val="22"/>
+        </w:rPr>
+      </w:pPr>
+      <w:r>
+        <w:rPr>
+          <w:rFonts w:ascii="Arial" w:hAnsi="Arial" w:cs="Arial"/>
+          <w:sz w:val="22"/>
+          <w:szCs w:val="22"/>
+        </w:rPr>
+        <w:t xml:space="preserve">The React frontend was tested using </w:t>
+      </w:r>
+      <w:proofErr w:type="spellStart"/>
+      <w:r>
+        <w:rPr>
+          <w:rFonts w:ascii="Arial" w:hAnsi="Arial" w:cs="Arial"/>
+          <w:sz w:val="22"/>
+          <w:szCs w:val="22"/>
+        </w:rPr>
+        <w:t>Vitest</w:t>
+      </w:r>
+      <w:proofErr w:type="spellEnd"/>
+      <w:r>
+        <w:rPr>
+          <w:rFonts w:ascii="Arial" w:hAnsi="Arial" w:cs="Arial"/>
+          <w:sz w:val="22"/>
+          <w:szCs w:val="22"/>
+        </w:rPr>
+        <w:t xml:space="preserve"> to validate API communication, response normalisation, formatting utilities and reusable interface components. Automated testing was executed using the command </w:t>
+      </w:r>
+      <w:proofErr w:type="spellStart"/>
+      <w:r>
+        <w:rPr>
+          <w:rFonts w:ascii="Arial" w:hAnsi="Arial" w:cs="Arial"/>
+          <w:sz w:val="22"/>
+          <w:szCs w:val="22"/>
+        </w:rPr>
+        <w:t>npm</w:t>
+      </w:r>
+      <w:proofErr w:type="spellEnd"/>
+      <w:r>
+        <w:rPr>
+          <w:rFonts w:ascii="Arial" w:hAnsi="Arial" w:cs="Arial"/>
+          <w:sz w:val="22"/>
+          <w:szCs w:val="22"/>
+        </w:rPr>
+        <w:t xml:space="preserve"> run test: unit.</w:t>
       </w:r>
     </w:p>
     <w:p>
       <w:pPr>
+        <w:pStyle w:val="NormalWeb"/>
         <w:spacing w:line="360" w:lineRule="auto"/>
-        <w:jc w:val="both"/>
-        <w:rPr>
-          <w:rFonts w:ascii="Arial" w:hAnsi="Arial" w:cs="Arial"/>
-          <w:sz w:val="22"/>
-          <w:szCs w:val="22"/>
-        </w:rPr>
-      </w:pPr>
-      <w:r>
-        <w:rPr>
-          <w:rFonts w:ascii="Arial" w:hAnsi="Arial" w:cs="Arial"/>
-          <w:sz w:val="22"/>
-          <w:szCs w:val="22"/>
-        </w:rPr>
-        <w:t>Frontend integration testing was particularly important because several differences between temporary frontend data structures and the actual backend responses were identified during integration. Response normalisation and centralised API handling were introduced to provide more consistent communication between the React application and Spring Boot APIs.</w:t>
+        <w:rPr>
+          <w:rFonts w:ascii="Arial" w:hAnsi="Arial" w:cs="Arial"/>
+          <w:sz w:val="22"/>
+          <w:szCs w:val="22"/>
+        </w:rPr>
+      </w:pPr>
+      <w:r>
+        <w:rPr>
+          <w:rFonts w:ascii="Arial" w:hAnsi="Arial" w:cs="Arial"/>
+          <w:sz w:val="22"/>
+          <w:szCs w:val="22"/>
+        </w:rPr>
+        <w:t xml:space="preserve">The final test execution reported </w:t>
+      </w:r>
+      <w:r>
+        <w:rPr>
+          <w:rStyle w:val="Strong"/>
+          <w:rFonts w:ascii="Arial" w:hAnsi="Arial" w:cs="Arial"/>
+          <w:b w:val="0"/>
+          <w:bCs w:val="0"/>
+          <w:sz w:val="22"/>
+          <w:szCs w:val="22"/>
+        </w:rPr>
+        <w:t>five test files passed and 22 individual tests passed</w:t>
+      </w:r>
+      <w:r>
+        <w:rPr>
+          <w:rFonts w:ascii="Arial" w:hAnsi="Arial" w:cs="Arial"/>
+          <w:sz w:val="22"/>
+          <w:szCs w:val="22"/>
+        </w:rPr>
+        <w:t>, with no failed tests. These tests covered API client behaviour, response normalisation, formatting functions, frontend integration logic and reusable React components.</w:t>
+      </w:r>
+    </w:p>
+    <w:p>
+      <w:pPr>
+        <w:pStyle w:val="NormalWeb"/>
+        <w:spacing w:line="360" w:lineRule="auto"/>
+        <w:rPr>
+          <w:rFonts w:ascii="Arial" w:hAnsi="Arial" w:cs="Arial"/>
+          <w:sz w:val="22"/>
+          <w:szCs w:val="22"/>
+        </w:rPr>
+      </w:pPr>
+      <w:r>
+        <w:rPr>
+          <w:rFonts w:ascii="Arial" w:hAnsi="Arial" w:cs="Arial"/>
+          <w:sz w:val="22"/>
+          <w:szCs w:val="22"/>
+        </w:rPr>
+        <w:t>Frontend testing was particularly important because differences between temporary frontend data structures and actual Spring Boot API responses were identified during integration. Response normalisation and centralised API handling were introduced to improve consistency between the frontend and backend.</w:t>
       </w:r>
     </w:p>
     <w:p>
@@ -20283,6 +20613,25 @@
     </w:p>
     <w:p>
       <w:pPr>
+        <w:pStyle w:val="NormalWeb"/>
+        <w:spacing w:line="360" w:lineRule="auto"/>
+        <w:rPr>
+          <w:rFonts w:ascii="Arial" w:hAnsi="Arial" w:cs="Arial"/>
+          <w:sz w:val="22"/>
+          <w:szCs w:val="22"/>
+        </w:rPr>
+      </w:pPr>
+      <w:r>
+        <w:rPr>
+          <w:rFonts w:ascii="Arial" w:hAnsi="Arial" w:cs="Arial"/>
+          <w:sz w:val="22"/>
+          <w:szCs w:val="22"/>
+        </w:rPr>
+        <w:t>The successful execution of these tests provides evidence that the tested frontend components and integration utilities behave as expected under the configured test conditions.</w:t>
+      </w:r>
+    </w:p>
+    <w:p>
+      <w:pPr>
         <w:pStyle w:val="Heading2"/>
         <w:numPr>
           <w:ilvl w:val="1"/>
@@ -20296,7 +20645,7 @@
           <w:szCs w:val="22"/>
         </w:rPr>
       </w:pPr>
-      <w:bookmarkStart w:id="37" w:name="_Toc242572956"/>
+      <w:bookmarkStart w:id="37" w:name="_Toc242813160"/>
       <w:r>
         <w:rPr>
           <w:rFonts w:ascii="Arial" w:hAnsi="Arial" w:cs="Arial"/>
@@ -20342,6 +20691,7 @@
           <w:sz w:val="22"/>
           <w:szCs w:val="22"/>
         </w:rPr>
+        <w:lastRenderedPageBreak/>
         <w:t>It also checks role restrictions, invalid requests and knowledge-</w:t>
       </w:r>
       <w:r>
@@ -20395,7 +20745,7 @@
           <w:szCs w:val="22"/>
         </w:rPr>
       </w:pPr>
-      <w:bookmarkStart w:id="38" w:name="_Toc242572957"/>
+      <w:bookmarkStart w:id="38" w:name="_Toc242813161"/>
       <w:r>
         <w:rPr>
           <w:rFonts w:ascii="Arial" w:hAnsi="Arial" w:cs="Arial"/>
@@ -20422,16 +20772,7 @@
           <w:sz w:val="22"/>
           <w:szCs w:val="22"/>
         </w:rPr>
-        <w:t xml:space="preserve">Performance-testing assets were created to evaluate system behaviour under different levels of activity. Backend performance scenarios include smoke, load, stress, spike, soak and </w:t>
-      </w:r>
-      <w:r>
-        <w:rPr>
-          <w:rFonts w:ascii="Arial" w:hAnsi="Arial" w:cs="Arial"/>
-          <w:sz w:val="22"/>
-          <w:szCs w:val="22"/>
-        </w:rPr>
-        <w:lastRenderedPageBreak/>
-        <w:t>breakpoint testing, together with AI/chat and concurrent ticket scenarios. Frontend performance checks evaluate page-loading behaviour and resource usage.</w:t>
+        <w:t>Performance-testing assets were created to evaluate system behaviour under different levels of activity. Backend performance scenarios include smoke, load, stress, spike, soak and breakpoint testing, together with AI/chat and concurrent ticket scenarios. Frontend performance checks evaluate page-loading behaviour and resource usage.</w:t>
       </w:r>
     </w:p>
     <w:p>
@@ -20487,7 +20828,7 @@
           <w:szCs w:val="22"/>
         </w:rPr>
       </w:pPr>
-      <w:bookmarkStart w:id="39" w:name="_Toc242572958"/>
+      <w:bookmarkStart w:id="39" w:name="_Toc242813162"/>
       <w:r>
         <w:rPr>
           <w:rFonts w:ascii="Arial" w:hAnsi="Arial" w:cs="Arial"/>
@@ -20899,6 +21240,7 @@
                 <w:sz w:val="22"/>
                 <w:szCs w:val="22"/>
               </w:rPr>
+              <w:lastRenderedPageBreak/>
               <w:t>Performance degradation</w:t>
             </w:r>
           </w:p>
@@ -21018,14 +21360,13 @@
           <w:szCs w:val="22"/>
         </w:rPr>
       </w:pPr>
-      <w:bookmarkStart w:id="40" w:name="_Toc242572959"/>
-      <w:r>
-        <w:rPr>
-          <w:rFonts w:ascii="Arial" w:hAnsi="Arial" w:cs="Arial"/>
-          <w:sz w:val="22"/>
-          <w:szCs w:val="22"/>
-        </w:rPr>
-        <w:lastRenderedPageBreak/>
+      <w:bookmarkStart w:id="40" w:name="_Toc242813163"/>
+      <w:r>
+        <w:rPr>
+          <w:rFonts w:ascii="Arial" w:hAnsi="Arial" w:cs="Arial"/>
+          <w:sz w:val="22"/>
+          <w:szCs w:val="22"/>
+        </w:rPr>
         <w:t>Docker, Containerisation and Production Deployment</w:t>
       </w:r>
       <w:bookmarkEnd w:id="40"/>
@@ -21045,7 +21386,7 @@
           <w:szCs w:val="22"/>
         </w:rPr>
       </w:pPr>
-      <w:bookmarkStart w:id="41" w:name="_Toc242572960"/>
+      <w:bookmarkStart w:id="41" w:name="_Toc242813164"/>
       <w:r>
         <w:rPr>
           <w:rFonts w:ascii="Arial" w:hAnsi="Arial" w:cs="Arial"/>
@@ -21138,7 +21479,7 @@
           <w:szCs w:val="22"/>
         </w:rPr>
       </w:pPr>
-      <w:bookmarkStart w:id="42" w:name="_Toc242572961"/>
+      <w:bookmarkStart w:id="42" w:name="_Toc242813165"/>
       <w:r>
         <w:rPr>
           <w:rFonts w:ascii="Arial" w:hAnsi="Arial" w:cs="Arial"/>
@@ -21243,7 +21584,7 @@
           <w:szCs w:val="22"/>
         </w:rPr>
       </w:pPr>
-      <w:bookmarkStart w:id="43" w:name="_Toc242572962"/>
+      <w:bookmarkStart w:id="43" w:name="_Toc242813166"/>
       <w:r>
         <w:rPr>
           <w:rFonts w:ascii="Arial" w:hAnsi="Arial" w:cs="Arial"/>
@@ -21272,7 +21613,16 @@
           <w:sz w:val="22"/>
           <w:szCs w:val="22"/>
         </w:rPr>
-        <w:t>The final cloud deployment uses Azure Container Registry, Azure Container Apps and Azure Database for MySQL Flexible Server. Versioned frontend and backend container images can be stored in the registry and deployed to separate container applications.</w:t>
+        <w:t xml:space="preserve">The final cloud deployment uses Azure Container Registry, Azure Container Apps and Azure Database for MySQL Flexible Server. Versioned frontend and backend container images can </w:t>
+      </w:r>
+      <w:r>
+        <w:rPr>
+          <w:rFonts w:ascii="Arial" w:hAnsi="Arial" w:cs="Arial"/>
+          <w:sz w:val="22"/>
+          <w:szCs w:val="22"/>
+        </w:rPr>
+        <w:lastRenderedPageBreak/>
+        <w:t>be stored in the registry and deployed to separate container applications.</w:t>
       </w:r>
       <w:r>
         <w:rPr>
@@ -21349,7 +21699,7 @@
           <w:szCs w:val="22"/>
         </w:rPr>
       </w:pPr>
-      <w:bookmarkStart w:id="44" w:name="_Toc242572963"/>
+      <w:bookmarkStart w:id="44" w:name="_Toc242813167"/>
       <w:r>
         <w:rPr>
           <w:rFonts w:ascii="Arial" w:hAnsi="Arial" w:cs="Arial"/>
@@ -21417,7 +21767,6 @@
           <w:sz w:val="22"/>
           <w:szCs w:val="22"/>
         </w:rPr>
-        <w:lastRenderedPageBreak/>
         <w:t>The application provides the /login interface for user authentication, while the /actuator/health endpoint provides a health check for the deployed backend.</w:t>
       </w:r>
     </w:p>
@@ -21458,9 +21807,9 @@
           <w:szCs w:val="22"/>
         </w:rPr>
         <w:drawing>
-          <wp:inline distT="0" distB="0" distL="0" distR="0" wp14:anchorId="77C687D6" wp14:editId="165608A4">
-            <wp:extent cx="5486400" cy="5314652"/>
-            <wp:effectExtent l="0" t="0" r="0" b="0"/>
+          <wp:inline distT="0" distB="0" distL="0" distR="0" wp14:anchorId="77C687D6" wp14:editId="6F0C34D9">
+            <wp:extent cx="5486052" cy="4724400"/>
+            <wp:effectExtent l="0" t="0" r="635" b="0"/>
             <wp:docPr id="14" name="Picture 14"/>
             <wp:cNvGraphicFramePr>
               <a:graphicFrameLocks xmlns:a="http://schemas.openxmlformats.org/drawingml/2006/main" noChangeAspect="1"/>
@@ -21481,7 +21830,7 @@
                   <pic:spPr>
                     <a:xfrm>
                       <a:off x="0" y="0"/>
-                      <a:ext cx="5486400" cy="5314652"/>
+                      <a:ext cx="5490131" cy="4727913"/>
                     </a:xfrm>
                     <a:prstGeom prst="rect">
                       <a:avLst/>
@@ -21562,13 +21911,14 @@
           <w:szCs w:val="22"/>
         </w:rPr>
       </w:pPr>
-      <w:bookmarkStart w:id="45" w:name="_Toc242572964"/>
-      <w:r>
-        <w:rPr>
-          <w:rFonts w:ascii="Arial" w:hAnsi="Arial" w:cs="Arial"/>
-          <w:sz w:val="22"/>
-          <w:szCs w:val="22"/>
-        </w:rPr>
+      <w:bookmarkStart w:id="45" w:name="_Toc242813168"/>
+      <w:r>
+        <w:rPr>
+          <w:rFonts w:ascii="Arial" w:hAnsi="Arial" w:cs="Arial"/>
+          <w:sz w:val="22"/>
+          <w:szCs w:val="22"/>
+        </w:rPr>
+        <w:lastRenderedPageBreak/>
         <w:t>Deployment Problems and Refinement</w:t>
       </w:r>
       <w:bookmarkEnd w:id="45"/>
@@ -21608,16 +21958,7 @@
           <w:sz w:val="22"/>
           <w:szCs w:val="22"/>
         </w:rPr>
-        <w:t xml:space="preserve">A key issue occurred when the application was accessed through the public Cloudflare URL. The production CORS configuration needed to recognise the public origin, while the Nginx </w:t>
-      </w:r>
-      <w:r>
-        <w:rPr>
-          <w:rFonts w:ascii="Arial" w:hAnsi="Arial" w:cs="Arial"/>
-          <w:sz w:val="22"/>
-          <w:szCs w:val="22"/>
-        </w:rPr>
-        <w:lastRenderedPageBreak/>
-        <w:t>frontend proxy needed to forward browser API requests correctly to the backend. Deployment troubleshooting also highlighted the importance of health endpoints, correct internal service configuration and appropriate proxy timeouts.</w:t>
+        <w:t>A key issue occurred when the application was accessed through the public Cloudflare URL. The production CORS configuration needed to recognise the public origin, while the Nginx frontend proxy needed to forward browser API requests correctly to the backend. Deployment troubleshooting also highlighted the importance of health endpoints, correct internal service configuration and appropriate proxy timeouts.</w:t>
       </w:r>
     </w:p>
     <w:p>
@@ -21635,7 +21976,7 @@
           <w:szCs w:val="22"/>
         </w:rPr>
       </w:pPr>
-      <w:bookmarkStart w:id="46" w:name="_Toc242572965"/>
+      <w:bookmarkStart w:id="46" w:name="_Toc242813169"/>
       <w:r>
         <w:rPr>
           <w:rFonts w:ascii="Arial" w:hAnsi="Arial" w:cs="Arial"/>
@@ -22123,6 +22464,7 @@
                 <w:sz w:val="22"/>
                 <w:szCs w:val="22"/>
               </w:rPr>
+              <w:lastRenderedPageBreak/>
               <w:t>Customer and agent workflow</w:t>
             </w:r>
           </w:p>
@@ -22378,7 +22720,6 @@
                 <w:sz w:val="22"/>
                 <w:szCs w:val="22"/>
               </w:rPr>
-              <w:lastRenderedPageBreak/>
               <w:t>Response under 3 seconds</w:t>
             </w:r>
           </w:p>
@@ -22529,7 +22870,7 @@
           <w:szCs w:val="22"/>
         </w:rPr>
       </w:pPr>
-      <w:bookmarkStart w:id="47" w:name="_Toc242572966"/>
+      <w:bookmarkStart w:id="47" w:name="_Toc242813170"/>
       <w:r>
         <w:rPr>
           <w:rFonts w:ascii="Arial" w:hAnsi="Arial" w:cs="Arial"/>
@@ -22723,7 +23064,7 @@
           <w:szCs w:val="22"/>
         </w:rPr>
       </w:pPr>
-      <w:bookmarkStart w:id="48" w:name="_Toc242572967"/>
+      <w:bookmarkStart w:id="48" w:name="_Toc242813171"/>
       <w:r>
         <w:rPr>
           <w:rFonts w:ascii="Arial" w:hAnsi="Arial" w:cs="Arial"/>
@@ -22823,6 +23164,7 @@
           <w:sz w:val="22"/>
           <w:szCs w:val="22"/>
         </w:rPr>
+        <w:lastRenderedPageBreak/>
         <w:t>Local fallback processing is intentionally simpler than the external AI model and cannot provide the same level of language understanding.</w:t>
       </w:r>
       <w:r>
@@ -22938,7 +23280,6 @@
           <w:sz w:val="22"/>
           <w:szCs w:val="22"/>
         </w:rPr>
-        <w:lastRenderedPageBreak/>
         <w:t>As an academic prototype, the application does not implement all enterprise-level compliance, production observability, data-retention and operational-governance controls.</w:t>
       </w:r>
     </w:p>
@@ -22981,7 +23322,7 @@
           <w:szCs w:val="22"/>
         </w:rPr>
       </w:pPr>
-      <w:bookmarkStart w:id="49" w:name="_Toc242572968"/>
+      <w:bookmarkStart w:id="49" w:name="_Toc242813172"/>
       <w:r>
         <w:rPr>
           <w:rFonts w:ascii="Arial" w:hAnsi="Arial" w:cs="Arial"/>
@@ -23008,7 +23349,7 @@
           <w:sz w:val="22"/>
           <w:szCs w:val="22"/>
         </w:rPr>
-        <w:t>The use of AI and customer information introduces ethical, privacy and security responsibilities. The project therefore considered data minimisation, AI reliability, human oversight, secure credential handling and responsible software-development practices as part of the final solution.</w:t>
+        <w:t>The integration of artificial intelligence (AI) and customer information into the AI-Based Customer Support Automation System introduces important ethical, privacy and security responsibilities. The project considered data minimisation, AI reliability, human oversight, secure credential management and responsible software-development practices to support the development of a secure, transparent and reliable customer-support platform.</w:t>
       </w:r>
     </w:p>
     <w:p>
@@ -23026,7 +23367,7 @@
           <w:szCs w:val="22"/>
         </w:rPr>
       </w:pPr>
-      <w:bookmarkStart w:id="50" w:name="_Toc242572969"/>
+      <w:bookmarkStart w:id="50" w:name="_Toc242813173"/>
       <w:r>
         <w:rPr>
           <w:rFonts w:ascii="Arial" w:hAnsi="Arial" w:cs="Arial"/>
@@ -23042,18 +23383,24 @@
         <w:spacing w:line="360" w:lineRule="auto"/>
         <w:jc w:val="both"/>
         <w:rPr>
-          <w:rFonts w:ascii="Arial" w:hAnsi="Arial" w:cs="Arial"/>
-          <w:sz w:val="22"/>
-          <w:szCs w:val="22"/>
-        </w:rPr>
-      </w:pPr>
-      <w:r>
-        <w:rPr>
-          <w:rFonts w:ascii="Arial" w:hAnsi="Arial" w:cs="Arial"/>
-          <w:sz w:val="22"/>
-          <w:szCs w:val="22"/>
-        </w:rPr>
-        <w:t>Customer-support messages may contain personal or account-related information. The system should therefore collect and process only the information required for the support workflow. Development and testing should use synthetic or non-sensitive data where possible, while information sent to an external AI provider should be limited to what is necessary to process the customer enquiry.</w:t>
+          <w:rFonts w:ascii="Arial" w:eastAsia="Times New Roman" w:hAnsi="Arial" w:cs="Arial"/>
+          <w:kern w:val="0"/>
+          <w:sz w:val="22"/>
+          <w:szCs w:val="22"/>
+          <w:lang w:eastAsia="en-AU"/>
+          <w14:ligatures w14:val="none"/>
+        </w:rPr>
+      </w:pPr>
+      <w:r>
+        <w:rPr>
+          <w:rFonts w:ascii="Arial" w:eastAsia="Times New Roman" w:hAnsi="Arial" w:cs="Arial"/>
+          <w:kern w:val="0"/>
+          <w:sz w:val="22"/>
+          <w:szCs w:val="22"/>
+          <w:lang w:eastAsia="en-AU"/>
+          <w14:ligatures w14:val="none"/>
+        </w:rPr>
+        <w:t>Customer-support conversations may contain personal, sensitive or account-related information. Therefore, the system should collect, store and process only the information necessary to provide customer-support services. During development and testing, synthetic or non-sensitive data should be used wherever possible to minimise privacy risks.</w:t>
       </w:r>
     </w:p>
     <w:p>
@@ -23061,21 +23408,6 @@
         <w:spacing w:line="360" w:lineRule="auto"/>
         <w:jc w:val="both"/>
         <w:rPr>
-          <w:rFonts w:ascii="Arial" w:hAnsi="Arial" w:cs="Arial"/>
-          <w:sz w:val="22"/>
-          <w:szCs w:val="22"/>
-        </w:rPr>
-      </w:pPr>
-      <w:r>
-        <w:rPr>
-          <w:rFonts w:ascii="Arial" w:hAnsi="Arial" w:cs="Arial"/>
-          <w:sz w:val="22"/>
-          <w:szCs w:val="22"/>
-        </w:rPr>
-        <w:t>Access to stored support information is also restricted according to the authenticated user's role and relationship to the resource, reducing unnecessary access to customer information.</w:t>
-      </w:r>
-      <w:r>
-        <w:rPr>
           <w:rFonts w:ascii="Arial" w:eastAsia="Times New Roman" w:hAnsi="Arial" w:cs="Arial"/>
           <w:kern w:val="0"/>
           <w:sz w:val="22"/>
@@ -23083,7 +23415,42 @@
           <w:lang w:eastAsia="en-AU"/>
           <w14:ligatures w14:val="none"/>
         </w:rPr>
-        <w:t xml:space="preserve"> </w:t>
+      </w:pPr>
+      <w:r>
+        <w:rPr>
+          <w:rFonts w:ascii="Arial" w:eastAsia="Times New Roman" w:hAnsi="Arial" w:cs="Arial"/>
+          <w:kern w:val="0"/>
+          <w:sz w:val="22"/>
+          <w:szCs w:val="22"/>
+          <w:lang w:eastAsia="en-AU"/>
+          <w14:ligatures w14:val="none"/>
+        </w:rPr>
+        <w:t>When integrating external AI services, only information required to process customer enquiries should be transmitted. The application also implements role-based access control and resource-ownership checks to restrict access to customer conversations, support tickets and other stored information according to the authenticated user's permissions.</w:t>
+      </w:r>
+    </w:p>
+    <w:p>
+      <w:pPr>
+        <w:spacing w:line="360" w:lineRule="auto"/>
+        <w:jc w:val="both"/>
+        <w:rPr>
+          <w:rFonts w:ascii="Arial" w:eastAsia="Times New Roman" w:hAnsi="Arial" w:cs="Arial"/>
+          <w:kern w:val="0"/>
+          <w:sz w:val="22"/>
+          <w:szCs w:val="22"/>
+          <w:lang w:eastAsia="en-AU"/>
+          <w14:ligatures w14:val="none"/>
+        </w:rPr>
+      </w:pPr>
+      <w:r>
+        <w:rPr>
+          <w:rFonts w:ascii="Arial" w:eastAsia="Times New Roman" w:hAnsi="Arial" w:cs="Arial"/>
+          <w:kern w:val="0"/>
+          <w:sz w:val="22"/>
+          <w:szCs w:val="22"/>
+          <w:lang w:eastAsia="en-AU"/>
+          <w14:ligatures w14:val="none"/>
+        </w:rPr>
+        <w:t xml:space="preserve">These measures support responsible information handling and align with the privacy principles outlined by the Office of the Australian Information Commissioner. </w:t>
       </w:r>
       <w:r>
         <w:rPr>
@@ -23111,7 +23478,7 @@
           <w:szCs w:val="22"/>
         </w:rPr>
       </w:pPr>
-      <w:bookmarkStart w:id="51" w:name="_Toc242572970"/>
+      <w:bookmarkStart w:id="51" w:name="_Toc242813174"/>
       <w:r>
         <w:rPr>
           <w:rFonts w:ascii="Arial" w:hAnsi="Arial" w:cs="Arial"/>
@@ -23138,7 +23505,16 @@
           <w:sz w:val="22"/>
           <w:szCs w:val="22"/>
         </w:rPr>
-        <w:t>AI-generated responses and classifications may be incorrect or uncertain. The prototype reduces this risk through confidence assessment, knowledge-</w:t>
+        <w:t xml:space="preserve">AI-generated responses, ticket classifications and sentiment assessments may occasionally be inaccurate, incomplete or uncertain. To reduce these risks, the system incorporates </w:t>
+      </w:r>
+      <w:r>
+        <w:rPr>
+          <w:rFonts w:ascii="Arial" w:hAnsi="Arial" w:cs="Arial"/>
+          <w:sz w:val="22"/>
+          <w:szCs w:val="22"/>
+        </w:rPr>
+        <w:lastRenderedPageBreak/>
+        <w:t>knowledge-</w:t>
       </w:r>
       <w:proofErr w:type="spellStart"/>
       <w:r>
@@ -23156,15 +23532,7 @@
           <w:sz w:val="22"/>
           <w:szCs w:val="22"/>
         </w:rPr>
-        <w:t xml:space="preserve"> support, structured AI results, business rules and human escalation.</w:t>
-      </w:r>
-      <w:r>
-        <w:rPr>
-          <w:rFonts w:ascii="Arial" w:hAnsi="Arial" w:cs="Arial"/>
-          <w:sz w:val="22"/>
-          <w:szCs w:val="22"/>
-        </w:rPr>
-        <w:t xml:space="preserve"> </w:t>
+        <w:t xml:space="preserve"> support, confidence assessment, structured AI analysis, business rules and human escalation mechanisms </w:t>
       </w:r>
       <w:r>
         <w:rPr>
@@ -23174,7 +23542,7 @@
           <w:sz w:val="22"/>
           <w:szCs w:val="22"/>
         </w:rPr>
-        <w:t>(Dwivedi et al., 2021)</w:t>
+        <w:t>(Dwivedi et al., 2021).</w:t>
       </w:r>
     </w:p>
     <w:p>
@@ -23193,23 +23561,26 @@
           <w:sz w:val="22"/>
           <w:szCs w:val="22"/>
         </w:rPr>
-        <w:t>Inquires</w:t>
-      </w:r>
-      <w:r>
-        <w:rPr>
-          <w:rFonts w:ascii="Arial" w:hAnsi="Arial" w:cs="Arial"/>
-          <w:sz w:val="22"/>
-          <w:szCs w:val="22"/>
-        </w:rPr>
-        <w:t xml:space="preserve"> requiring additional attention can be transferred to a support agent rather than relying entirely on automated decision-making. This maintains human oversight for complex, uncertain or sensitive customer-support situations and supports the project's original objective of balancing AI automation with human assistance.</w:t>
-      </w:r>
-      <w:r>
-        <w:rPr>
-          <w:rFonts w:ascii="Arial" w:hAnsi="Arial" w:cs="Arial"/>
-          <w:sz w:val="22"/>
-          <w:szCs w:val="22"/>
-        </w:rPr>
-        <w:t xml:space="preserve"> </w:t>
+        <w:t>Customer enquiries requiring additional attention can be escalated to human support agents when automated assistance is insufficient. Support agents can review relevant conversations, investigate customer concerns and provide appropriate responses.</w:t>
+      </w:r>
+    </w:p>
+    <w:p>
+      <w:pPr>
+        <w:spacing w:line="360" w:lineRule="auto"/>
+        <w:jc w:val="both"/>
+        <w:rPr>
+          <w:rFonts w:ascii="Arial" w:hAnsi="Arial" w:cs="Arial"/>
+          <w:sz w:val="22"/>
+          <w:szCs w:val="22"/>
+        </w:rPr>
+      </w:pPr>
+      <w:r>
+        <w:rPr>
+          <w:rFonts w:ascii="Arial" w:hAnsi="Arial" w:cs="Arial"/>
+          <w:sz w:val="22"/>
+          <w:szCs w:val="22"/>
+        </w:rPr>
+        <w:t xml:space="preserve">This approach maintains human oversight for complex, uncertain or sensitive enquiries rather than relying entirely on automated decision-making. It also supports the project's original objective of combining AI automation with human expertise to improve customer-support efficiency and reliability </w:t>
       </w:r>
       <w:r>
         <w:rPr>
@@ -23219,7 +23590,7 @@
           <w:sz w:val="22"/>
           <w:szCs w:val="22"/>
         </w:rPr>
-        <w:t>(Huang and Rust, 2023)</w:t>
+        <w:t>(Huang and Rust, 2023).</w:t>
       </w:r>
     </w:p>
     <w:p>
@@ -23237,7 +23608,7 @@
           <w:szCs w:val="22"/>
         </w:rPr>
       </w:pPr>
-      <w:bookmarkStart w:id="52" w:name="_Toc242572971"/>
+      <w:bookmarkStart w:id="52" w:name="_Toc242813175"/>
       <w:r>
         <w:rPr>
           <w:rFonts w:ascii="Arial" w:hAnsi="Arial" w:cs="Arial"/>
@@ -23254,79 +23625,65 @@
         <w:jc w:val="both"/>
         <w:rPr>
           <w:rFonts w:ascii="Arial" w:hAnsi="Arial" w:cs="Arial"/>
+          <w:sz w:val="22"/>
+          <w:szCs w:val="22"/>
+        </w:rPr>
+      </w:pPr>
+      <w:r>
+        <w:rPr>
+          <w:rFonts w:ascii="Arial" w:hAnsi="Arial" w:cs="Arial"/>
+          <w:sz w:val="22"/>
+          <w:szCs w:val="22"/>
+        </w:rPr>
+        <w:t>Prompt injection presents a potential security risk when malicious or manipulative user inputs attempt to influence the behaviour of AI-powered applications. Customer messages are therefore treated as untrusted input and should not be permitted to override the intended instructions or operational boundaries of the customer-support system.</w:t>
+      </w:r>
+    </w:p>
+    <w:p>
+      <w:pPr>
+        <w:spacing w:line="360" w:lineRule="auto"/>
+        <w:jc w:val="both"/>
+        <w:rPr>
+          <w:rFonts w:ascii="Arial" w:hAnsi="Arial" w:cs="Arial"/>
+          <w:sz w:val="22"/>
+          <w:szCs w:val="22"/>
+        </w:rPr>
+      </w:pPr>
+      <w:r>
+        <w:rPr>
+          <w:rFonts w:ascii="Arial" w:hAnsi="Arial" w:cs="Arial"/>
+          <w:sz w:val="22"/>
+          <w:szCs w:val="22"/>
+        </w:rPr>
+        <w:t>The prototype incorporates scope-control mechanisms and automated testing for inappropriate, unrelated or potentially manipulative requests. These controls aim to keep chatbot interactions focused on legitimate customer-support activities rather than allowing unrestricted general-purpose AI behaviour.</w:t>
+      </w:r>
+    </w:p>
+    <w:p>
+      <w:pPr>
+        <w:spacing w:line="360" w:lineRule="auto"/>
+        <w:jc w:val="both"/>
+        <w:rPr>
+          <w:rFonts w:ascii="Arial" w:hAnsi="Arial" w:cs="Arial"/>
+          <w:sz w:val="22"/>
+          <w:szCs w:val="22"/>
+        </w:rPr>
+      </w:pPr>
+      <w:r>
+        <w:rPr>
+          <w:rFonts w:ascii="Arial" w:hAnsi="Arial" w:cs="Arial"/>
+          <w:sz w:val="22"/>
+          <w:szCs w:val="22"/>
+        </w:rPr>
+        <w:t xml:space="preserve">Testing of out-of-scope and potentially malicious inputs supports the identification of weaknesses and helps evaluate the effectiveness of the implemented safeguards. However, such controls reduce risk rather than guarantee complete protection against prompt injection </w:t>
+      </w:r>
+      <w:r>
+        <w:rPr>
+          <w:rFonts w:ascii="Arial" w:hAnsi="Arial" w:cs="Arial"/>
           <w:i/>
           <w:iCs/>
           <w:sz w:val="22"/>
           <w:szCs w:val="22"/>
         </w:rPr>
-      </w:pPr>
-      <w:r>
-        <w:rPr>
-          <w:rFonts w:ascii="Arial" w:hAnsi="Arial" w:cs="Arial"/>
-          <w:sz w:val="22"/>
-          <w:szCs w:val="22"/>
-        </w:rPr>
-        <w:t>Customer input is treated as untrusted content and should not be allowed to modify the intended behaviour of the AI-assisted support system. The prototype includes scope controls and testing for inappropriate or unrelated requests so that the chatbot remains focused on customer-support activities rather than functioning as an unrestricted general-purpose assistant</w:t>
-      </w:r>
-      <w:r>
-        <w:rPr>
-          <w:rFonts w:ascii="Arial" w:hAnsi="Arial" w:cs="Arial"/>
-          <w:sz w:val="22"/>
-          <w:szCs w:val="22"/>
-        </w:rPr>
-        <w:t xml:space="preserve">. </w:t>
-      </w:r>
-      <w:r>
-        <w:rPr>
-          <w:rFonts w:ascii="Arial" w:hAnsi="Arial" w:cs="Arial"/>
-          <w:i/>
-          <w:iCs/>
-          <w:sz w:val="22"/>
-          <w:szCs w:val="22"/>
-        </w:rPr>
-        <w:t>(</w:t>
-      </w:r>
-      <w:proofErr w:type="spellStart"/>
-      <w:r>
-        <w:rPr>
-          <w:rFonts w:ascii="Arial" w:hAnsi="Arial" w:cs="Arial"/>
-          <w:i/>
-          <w:iCs/>
-          <w:sz w:val="22"/>
-          <w:szCs w:val="22"/>
-        </w:rPr>
-        <w:t>OWASPGenAIProject</w:t>
-      </w:r>
-      <w:proofErr w:type="spellEnd"/>
-      <w:r>
-        <w:rPr>
-          <w:rFonts w:ascii="Arial" w:hAnsi="Arial" w:cs="Arial"/>
-          <w:i/>
-          <w:iCs/>
-          <w:sz w:val="22"/>
-          <w:szCs w:val="22"/>
-        </w:rPr>
-        <w:t xml:space="preserve"> Editor, 2024)</w:t>
-      </w:r>
-    </w:p>
-    <w:p>
-      <w:pPr>
-        <w:spacing w:line="360" w:lineRule="auto"/>
-        <w:jc w:val="both"/>
-        <w:rPr>
-          <w:rFonts w:ascii="Arial" w:hAnsi="Arial" w:cs="Arial"/>
-          <w:sz w:val="22"/>
-          <w:szCs w:val="22"/>
-        </w:rPr>
-      </w:pPr>
-      <w:r>
-        <w:rPr>
-          <w:rFonts w:ascii="Arial" w:hAnsi="Arial" w:cs="Arial"/>
-          <w:sz w:val="22"/>
-          <w:szCs w:val="22"/>
-        </w:rPr>
-        <w:lastRenderedPageBreak/>
-        <w:t>Testing of out-of-scope and potentially manipulative inputs also helps verify that inappropriate requests do not interfere with the intended customer-support workflow.</w:t>
+        <w:t>(OWASP GenAI Security Project, 2024).</w:t>
       </w:r>
     </w:p>
     <w:p>
@@ -23344,7 +23701,7 @@
           <w:szCs w:val="22"/>
         </w:rPr>
       </w:pPr>
-      <w:bookmarkStart w:id="53" w:name="_Toc242572972"/>
+      <w:bookmarkStart w:id="53" w:name="_Toc242813176"/>
       <w:r>
         <w:rPr>
           <w:rFonts w:ascii="Arial" w:hAnsi="Arial" w:cs="Arial"/>
@@ -23361,68 +23718,84 @@
         <w:jc w:val="both"/>
         <w:rPr>
           <w:rFonts w:ascii="Arial" w:hAnsi="Arial" w:cs="Arial"/>
+          <w:sz w:val="22"/>
+          <w:szCs w:val="22"/>
+        </w:rPr>
+      </w:pPr>
+      <w:r>
+        <w:rPr>
+          <w:rFonts w:ascii="Arial" w:hAnsi="Arial" w:cs="Arial"/>
+          <w:sz w:val="22"/>
+          <w:szCs w:val="22"/>
+        </w:rPr>
+        <w:t>Secure management of authentication credentials and application secrets is essential for protecting customer information and preventing unauthorised access. The system uses environment-based configuration to support the management of JWT signing secrets, database credentials and external AI API keys rather than embedding production credentials directly within application logic.</w:t>
+      </w:r>
+    </w:p>
+    <w:p>
+      <w:pPr>
+        <w:spacing w:line="360" w:lineRule="auto"/>
+        <w:jc w:val="both"/>
+        <w:rPr>
+          <w:rFonts w:ascii="Arial" w:hAnsi="Arial" w:cs="Arial"/>
+          <w:sz w:val="22"/>
+          <w:szCs w:val="22"/>
+        </w:rPr>
+      </w:pPr>
+      <w:r>
+        <w:rPr>
+          <w:rFonts w:ascii="Arial" w:hAnsi="Arial" w:cs="Arial"/>
+          <w:sz w:val="22"/>
+          <w:szCs w:val="22"/>
+        </w:rPr>
+        <w:t>Example configuration files should contain placeholder values, while actual production secrets should be configured securely within the deployment environment. Sensitive credentials must not be committed to public GitHub repositories or included in distributable project files.</w:t>
+      </w:r>
+    </w:p>
+    <w:p>
+      <w:pPr>
+        <w:spacing w:line="360" w:lineRule="auto"/>
+        <w:jc w:val="both"/>
+        <w:rPr>
+          <w:rFonts w:ascii="Arial" w:hAnsi="Arial" w:cs="Arial"/>
+          <w:sz w:val="22"/>
+          <w:szCs w:val="22"/>
+        </w:rPr>
+      </w:pPr>
+      <w:r>
+        <w:rPr>
+          <w:rFonts w:ascii="Arial" w:hAnsi="Arial" w:cs="Arial"/>
+          <w:sz w:val="22"/>
+          <w:szCs w:val="22"/>
+        </w:rPr>
+        <w:lastRenderedPageBreak/>
+        <w:t xml:space="preserve">The application also uses JWT-based authentication, </w:t>
+      </w:r>
+      <w:proofErr w:type="spellStart"/>
+      <w:r>
+        <w:rPr>
+          <w:rFonts w:ascii="Arial" w:hAnsi="Arial" w:cs="Arial"/>
+          <w:sz w:val="22"/>
+          <w:szCs w:val="22"/>
+        </w:rPr>
+        <w:t>BCrypt</w:t>
+      </w:r>
+      <w:proofErr w:type="spellEnd"/>
+      <w:r>
+        <w:rPr>
+          <w:rFonts w:ascii="Arial" w:hAnsi="Arial" w:cs="Arial"/>
+          <w:sz w:val="22"/>
+          <w:szCs w:val="22"/>
+        </w:rPr>
+        <w:t xml:space="preserve"> password hashing and role-based authorisation to support secure access to protected resources. These practices align with established application security guidance </w:t>
+      </w:r>
+      <w:r>
+        <w:rPr>
+          <w:rFonts w:ascii="Arial" w:hAnsi="Arial" w:cs="Arial"/>
           <w:i/>
           <w:iCs/>
           <w:sz w:val="22"/>
           <w:szCs w:val="22"/>
         </w:rPr>
-      </w:pPr>
-      <w:r>
-        <w:rPr>
-          <w:rFonts w:ascii="Arial" w:hAnsi="Arial" w:cs="Arial"/>
-          <w:sz w:val="22"/>
-          <w:szCs w:val="22"/>
-        </w:rPr>
-        <w:t>Sensitive configuration such as JWT secrets, database credentials and external AI API keys is managed through environment-based configuration rather than being hard-coded into the application source code</w:t>
-      </w:r>
-      <w:r>
-        <w:rPr>
-          <w:rFonts w:ascii="Arial" w:hAnsi="Arial" w:cs="Arial"/>
-          <w:i/>
-          <w:iCs/>
-          <w:sz w:val="22"/>
-          <w:szCs w:val="22"/>
-        </w:rPr>
-        <w:t>.</w:t>
-      </w:r>
-      <w:r>
-        <w:rPr>
-          <w:rFonts w:ascii="Arial" w:hAnsi="Arial" w:cs="Arial"/>
-          <w:i/>
-          <w:iCs/>
-          <w:sz w:val="22"/>
-          <w:szCs w:val="22"/>
-        </w:rPr>
-        <w:t xml:space="preserve"> </w:t>
-      </w:r>
-      <w:r>
-        <w:rPr>
-          <w:rFonts w:ascii="Arial" w:hAnsi="Arial" w:cs="Arial"/>
-          <w:i/>
-          <w:iCs/>
-          <w:sz w:val="22"/>
-          <w:szCs w:val="22"/>
-        </w:rPr>
-        <w:t>(OWASP, n.d.)</w:t>
-      </w:r>
-    </w:p>
-    <w:p>
-      <w:pPr>
-        <w:spacing w:line="360" w:lineRule="auto"/>
-        <w:jc w:val="both"/>
-        <w:rPr>
-          <w:rFonts w:ascii="Arial" w:hAnsi="Arial" w:cs="Arial"/>
-          <w:sz w:val="22"/>
-          <w:szCs w:val="22"/>
-        </w:rPr>
-      </w:pPr>
-      <w:r>
-        <w:rPr>
-          <w:rFonts w:ascii="Arial" w:hAnsi="Arial" w:cs="Arial"/>
-          <w:sz w:val="22"/>
-          <w:szCs w:val="22"/>
-        </w:rPr>
-        <w:t>Example configuration files should contain placeholder values, while production credentials should be securely configured in the deployment environment. Sensitive credentials should not be committed to GitHub or included in distributable project files, supporting safer development and deployment practices.</w:t>
+        <w:t>(OWASP, n.d.).</w:t>
       </w:r>
     </w:p>
     <w:p>
@@ -23440,7 +23813,7 @@
           <w:szCs w:val="22"/>
         </w:rPr>
       </w:pPr>
-      <w:bookmarkStart w:id="54" w:name="_Toc242572973"/>
+      <w:bookmarkStart w:id="54" w:name="_Toc242813177"/>
       <w:r>
         <w:rPr>
           <w:rFonts w:ascii="Arial" w:hAnsi="Arial" w:cs="Arial"/>
@@ -23467,7 +23840,7 @@
           <w:sz w:val="22"/>
           <w:szCs w:val="22"/>
         </w:rPr>
-        <w:t>The team used GitHub issues, branches, commits, pull requests, meeting records, documentation and testing evidence to maintain accountability and traceability throughout development. Responsibilities were divided across backend/database, frontend/UI and AI integration while regular communication supported integration of the three development streams.</w:t>
+        <w:t>The project team followed collaborative software-development practices to maintain accountability, transparency and traceability throughout the development lifecycle. GitHub issues, feature branches, commits, pull requests, meeting records, technical documentation and testing evidence were used to coordinate tasks and monitor progress.</w:t>
       </w:r>
     </w:p>
     <w:p>
@@ -23486,7 +23859,45 @@
           <w:sz w:val="22"/>
           <w:szCs w:val="22"/>
         </w:rPr>
-        <w:t>Problems, requirement changes and design refinements were documented as the project progressed rather than being left unexplained. This allowed the final implementation to be compared with the original requirements and provided evidence of responsible project management, collaborative development, testing and continuous refinement</w:t>
+        <w:t>Responsibilities were distributed across three primary development areas: backend and database development, frontend and user-interface development, and AI integration and intelligent automation. Regular communication supported the integration of these components and helped identify technical problems, implementation challenges and changes in project requirements.</w:t>
+      </w:r>
+    </w:p>
+    <w:p>
+      <w:pPr>
+        <w:spacing w:line="360" w:lineRule="auto"/>
+        <w:jc w:val="both"/>
+        <w:rPr>
+          <w:rFonts w:ascii="Arial" w:hAnsi="Arial" w:cs="Arial"/>
+          <w:sz w:val="22"/>
+          <w:szCs w:val="22"/>
+        </w:rPr>
+      </w:pPr>
+      <w:r>
+        <w:rPr>
+          <w:rFonts w:ascii="Arial" w:hAnsi="Arial" w:cs="Arial"/>
+          <w:sz w:val="22"/>
+          <w:szCs w:val="22"/>
+        </w:rPr>
+        <w:t>Development issues, design refinements and requirement changes were documented throughout the project rather than being left unexplained. This enabled the final implementation to be evaluated against the original project proposal and requirements.</w:t>
+      </w:r>
+    </w:p>
+    <w:p>
+      <w:pPr>
+        <w:spacing w:line="360" w:lineRule="auto"/>
+        <w:jc w:val="both"/>
+        <w:rPr>
+          <w:rFonts w:ascii="Arial" w:hAnsi="Arial" w:cs="Arial"/>
+          <w:sz w:val="22"/>
+          <w:szCs w:val="22"/>
+        </w:rPr>
+      </w:pPr>
+      <w:r>
+        <w:rPr>
+          <w:rFonts w:ascii="Arial" w:hAnsi="Arial" w:cs="Arial"/>
+          <w:sz w:val="22"/>
+          <w:szCs w:val="22"/>
+        </w:rPr>
+        <w:t>Overall, these practices demonstrate the team's commitment to responsible software engineering, collaborative development, quality assurance and continuous improvement.</w:t>
       </w:r>
     </w:p>
     <w:p>
@@ -23504,7 +23915,7 @@
           <w:szCs w:val="22"/>
         </w:rPr>
       </w:pPr>
-      <w:bookmarkStart w:id="55" w:name="_Toc242572974"/>
+      <w:bookmarkStart w:id="55" w:name="_Toc242813178"/>
       <w:r>
         <w:rPr>
           <w:rFonts w:ascii="Arial" w:hAnsi="Arial" w:cs="Arial"/>
@@ -24142,7 +24553,7 @@
           <w:szCs w:val="22"/>
         </w:rPr>
       </w:pPr>
-      <w:bookmarkStart w:id="56" w:name="_Toc242572975"/>
+      <w:bookmarkStart w:id="56" w:name="_Toc242813179"/>
       <w:r>
         <w:rPr>
           <w:rFonts w:ascii="Arial" w:hAnsi="Arial" w:cs="Arial"/>
@@ -24270,7 +24681,7 @@
           <w:szCs w:val="22"/>
         </w:rPr>
       </w:pPr>
-      <w:bookmarkStart w:id="57" w:name="_Toc242572976"/>
+      <w:bookmarkStart w:id="57" w:name="_Toc242813180"/>
       <w:r>
         <w:rPr>
           <w:rFonts w:ascii="Arial" w:hAnsi="Arial" w:cs="Arial"/>
@@ -24735,7 +25146,7 @@
           <w:szCs w:val="22"/>
         </w:rPr>
       </w:pPr>
-      <w:bookmarkStart w:id="58" w:name="_Toc242572977"/>
+      <w:bookmarkStart w:id="58" w:name="_Toc242813181"/>
       <w:r>
         <w:rPr>
           <w:rFonts w:ascii="Arial" w:hAnsi="Arial" w:cs="Arial"/>
@@ -24877,6 +25288,100 @@
         </w:rPr>
         <w:t>Some limitations remain, particularly around comprehensive measured performance evidence, automated CI/CD and production-level governance and observability. These provide clear opportunities for future development. Overall, the project achieved its main functional objectives and original success criteria and demonstrates a complete progression from proposal and system design through implementation, integration, testing and deployment.</w:t>
       </w:r>
+    </w:p>
+    <w:p>
+      <w:pPr>
+        <w:pStyle w:val="Heading1"/>
+        <w:numPr>
+          <w:ilvl w:val="0"/>
+          <w:numId w:val="5"/>
+        </w:numPr>
+        <w:spacing w:line="360" w:lineRule="auto"/>
+        <w:rPr>
+          <w:rFonts w:ascii="Arial" w:hAnsi="Arial" w:cs="Arial"/>
+          <w:sz w:val="22"/>
+          <w:szCs w:val="22"/>
+        </w:rPr>
+      </w:pPr>
+      <w:bookmarkStart w:id="59" w:name="_Toc242813182"/>
+      <w:r>
+        <w:rPr>
+          <w:rFonts w:ascii="Arial" w:hAnsi="Arial" w:cs="Arial"/>
+          <w:sz w:val="22"/>
+          <w:szCs w:val="22"/>
+        </w:rPr>
+        <w:t>Acknowledgement of Generative AI Use</w:t>
+      </w:r>
+      <w:bookmarkEnd w:id="59"/>
+    </w:p>
+    <w:p>
+      <w:pPr>
+        <w:spacing w:line="360" w:lineRule="auto"/>
+        <w:jc w:val="both"/>
+        <w:rPr>
+          <w:rFonts w:ascii="Arial" w:hAnsi="Arial" w:cs="Arial"/>
+          <w:sz w:val="22"/>
+          <w:szCs w:val="22"/>
+        </w:rPr>
+      </w:pPr>
+      <w:r>
+        <w:rPr>
+          <w:rFonts w:ascii="Arial" w:hAnsi="Arial" w:cs="Arial"/>
+          <w:sz w:val="22"/>
+          <w:szCs w:val="22"/>
+        </w:rPr>
+        <w:t>Generative artificial intelligence (AI) tools, including OpenAI ChatGPT, were used as supporting resources during the preparation of this project report. These tools assisted with improving academic writing, grammar, sentence structure, clarity, formatting and organisation of technical explanations.</w:t>
+      </w:r>
+    </w:p>
+    <w:p>
+      <w:pPr>
+        <w:spacing w:line="360" w:lineRule="auto"/>
+        <w:jc w:val="both"/>
+        <w:rPr>
+          <w:rFonts w:ascii="Arial" w:hAnsi="Arial" w:cs="Arial"/>
+          <w:sz w:val="22"/>
+          <w:szCs w:val="22"/>
+        </w:rPr>
+      </w:pPr>
+      <w:r>
+        <w:rPr>
+          <w:rFonts w:ascii="Arial" w:hAnsi="Arial" w:cs="Arial"/>
+          <w:sz w:val="22"/>
+          <w:szCs w:val="22"/>
+        </w:rPr>
+        <w:lastRenderedPageBreak/>
+        <w:t>AI assistance was also used to support understanding of technical concepts, review documentation and suggest improvements to the presentation of project information. All AI-generated suggestions were reviewed, evaluated and refined by the project team before inclusion in the final report.</w:t>
+      </w:r>
+    </w:p>
+    <w:p>
+      <w:pPr>
+        <w:spacing w:line="360" w:lineRule="auto"/>
+        <w:jc w:val="both"/>
+        <w:rPr>
+          <w:rFonts w:ascii="Arial" w:hAnsi="Arial" w:cs="Arial"/>
+          <w:sz w:val="22"/>
+          <w:szCs w:val="22"/>
+        </w:rPr>
+      </w:pPr>
+      <w:r>
+        <w:rPr>
+          <w:rFonts w:ascii="Arial" w:hAnsi="Arial" w:cs="Arial"/>
+          <w:sz w:val="22"/>
+          <w:szCs w:val="22"/>
+        </w:rPr>
+        <w:t>The system design, software implementation, database development, integration, testing and project outcomes described in this report remain the responsibility of the project team. The team takes full responsibility for the accuracy, originality and final content of the submitted work.</w:t>
+      </w:r>
+    </w:p>
+    <w:p>
+      <w:pPr>
+        <w:spacing w:line="360" w:lineRule="auto"/>
+        <w:jc w:val="both"/>
+        <w:rPr>
+          <w:rFonts w:ascii="Arial" w:hAnsi="Arial" w:cs="Arial"/>
+          <w:sz w:val="22"/>
+          <w:szCs w:val="22"/>
+        </w:rPr>
+      </w:pPr>
     </w:p>
     <w:p>
       <w:pPr>
@@ -24915,8 +25420,8 @@
           <w:szCs w:val="22"/>
         </w:rPr>
       </w:pPr>
-      <w:bookmarkStart w:id="59" w:name="_Toc242030908"/>
-      <w:bookmarkStart w:id="60" w:name="_Toc242572978"/>
+      <w:bookmarkStart w:id="60" w:name="_Toc242030908"/>
+      <w:bookmarkStart w:id="61" w:name="_Toc242813183"/>
       <w:r>
         <w:rPr>
           <w:rFonts w:ascii="Arial" w:hAnsi="Arial" w:cs="Arial"/>
@@ -24926,8 +25431,8 @@
         <w:lastRenderedPageBreak/>
         <w:t>References</w:t>
       </w:r>
-      <w:bookmarkEnd w:id="59"/>
       <w:bookmarkEnd w:id="60"/>
+      <w:bookmarkEnd w:id="61"/>
       <w:r>
         <w:rPr>
           <w:rFonts w:ascii="Arial" w:hAnsi="Arial" w:cs="Arial"/>
@@ -26723,10 +27228,11 @@
         </w:rPr>
         <w:t>.2023.119984.</w:t>
       </w:r>
-      <w:bookmarkStart w:id="61" w:name="_Toc242030909"/>
+      <w:bookmarkStart w:id="62" w:name="_Toc242030909"/>
     </w:p>
     <w:p>
       <w:pPr>
+        <w:spacing w:line="360" w:lineRule="auto"/>
         <w:jc w:val="both"/>
         <w:rPr>
           <w:rFonts w:ascii="Arial" w:eastAsiaTheme="majorEastAsia" w:hAnsi="Arial" w:cs="Arial"/>
@@ -26755,7 +27261,7 @@
           <w:szCs w:val="22"/>
         </w:rPr>
       </w:pPr>
-      <w:bookmarkStart w:id="62" w:name="_Toc242572979"/>
+      <w:bookmarkStart w:id="63" w:name="_Toc242813184"/>
       <w:r>
         <w:rPr>
           <w:rFonts w:ascii="Arial" w:hAnsi="Arial" w:cs="Arial"/>
@@ -26781,8 +27287,8 @@
         </w:rPr>
         <w:t xml:space="preserve"> Final Technology and Artefact Inventory</w:t>
       </w:r>
-      <w:bookmarkEnd w:id="61"/>
       <w:bookmarkEnd w:id="62"/>
+      <w:bookmarkEnd w:id="63"/>
     </w:p>
     <w:p>
       <w:pPr>
@@ -27670,8 +28176,8 @@
           <w:szCs w:val="22"/>
         </w:rPr>
       </w:pPr>
-      <w:bookmarkStart w:id="63" w:name="_Toc242030910"/>
-      <w:bookmarkStart w:id="64" w:name="_Toc242572980"/>
+      <w:bookmarkStart w:id="64" w:name="_Toc242030910"/>
+      <w:bookmarkStart w:id="65" w:name="_Toc242813185"/>
       <w:r>
         <w:rPr>
           <w:rFonts w:ascii="Arial" w:hAnsi="Arial" w:cs="Arial"/>
@@ -27696,8 +28202,8 @@
         </w:rPr>
         <w:t xml:space="preserve"> Key Production Configuration Files</w:t>
       </w:r>
-      <w:bookmarkEnd w:id="63"/>
       <w:bookmarkEnd w:id="64"/>
+      <w:bookmarkEnd w:id="65"/>
     </w:p>
     <w:tbl>
       <w:tblPr>
@@ -28336,8 +28842,8 @@
           <w:szCs w:val="22"/>
         </w:rPr>
       </w:pPr>
-      <w:bookmarkStart w:id="65" w:name="_Toc242030911"/>
-      <w:bookmarkStart w:id="66" w:name="_Toc242572981"/>
+      <w:bookmarkStart w:id="66" w:name="_Toc242030911"/>
+      <w:bookmarkStart w:id="67" w:name="_Toc242813186"/>
       <w:r>
         <w:rPr>
           <w:rFonts w:ascii="Arial" w:hAnsi="Arial" w:cs="Arial"/>
@@ -28362,8 +28868,8 @@
         </w:rPr>
         <w:t xml:space="preserve"> Requirement Traceability Summary</w:t>
       </w:r>
-      <w:bookmarkEnd w:id="65"/>
       <w:bookmarkEnd w:id="66"/>
+      <w:bookmarkEnd w:id="67"/>
     </w:p>
     <w:tbl>
       <w:tblPr>
@@ -29549,8 +30055,8 @@
           <w:szCs w:val="22"/>
         </w:rPr>
       </w:pPr>
-      <w:bookmarkStart w:id="67" w:name="_Toc242030912"/>
-      <w:bookmarkStart w:id="68" w:name="_Toc242572982"/>
+      <w:bookmarkStart w:id="68" w:name="_Toc242030912"/>
+      <w:bookmarkStart w:id="69" w:name="_Toc242813187"/>
       <w:r>
         <w:rPr>
           <w:rFonts w:ascii="Arial" w:hAnsi="Arial" w:cs="Arial"/>
@@ -29575,8 +30081,8 @@
         </w:rPr>
         <w:t xml:space="preserve"> Selected API Surface</w:t>
       </w:r>
-      <w:bookmarkEnd w:id="67"/>
       <w:bookmarkEnd w:id="68"/>
+      <w:bookmarkEnd w:id="69"/>
     </w:p>
     <w:p>
       <w:pPr>
@@ -30458,8 +30964,8 @@
           <w:szCs w:val="22"/>
         </w:rPr>
       </w:pPr>
-      <w:bookmarkStart w:id="69" w:name="_Toc242030913"/>
-      <w:bookmarkStart w:id="70" w:name="_Toc242572983"/>
+      <w:bookmarkStart w:id="70" w:name="_Toc242030913"/>
+      <w:bookmarkStart w:id="71" w:name="_Toc242813188"/>
       <w:r>
         <w:rPr>
           <w:rFonts w:ascii="Arial" w:hAnsi="Arial" w:cs="Arial"/>
@@ -30484,8 +30990,8 @@
         </w:rPr>
         <w:t xml:space="preserve"> Deployment and Submission Checklist</w:t>
       </w:r>
-      <w:bookmarkEnd w:id="69"/>
       <w:bookmarkEnd w:id="70"/>
+      <w:bookmarkEnd w:id="71"/>
     </w:p>
     <w:p>
       <w:pPr>
@@ -30685,6 +31191,21 @@
         </w:rPr>
         <w:t>Tag or otherwise identify the exact commit/image versions used for the final demonstration.</w:t>
       </w:r>
+    </w:p>
+    <w:p>
+      <w:pPr>
+        <w:pStyle w:val="ListBullet"/>
+        <w:numPr>
+          <w:ilvl w:val="0"/>
+          <w:numId w:val="0"/>
+        </w:numPr>
+        <w:spacing w:after="0" w:line="360" w:lineRule="auto"/>
+        <w:jc w:val="both"/>
+        <w:rPr>
+          <w:rFonts w:ascii="Arial" w:hAnsi="Arial" w:cs="Arial"/>
+          <w:sz w:val="22"/>
+        </w:rPr>
+      </w:pPr>
     </w:p>
     <w:sectPr>
       <w:footerReference w:type="default" r:id="rId47"/>
@@ -31874,6 +32395,92 @@
     </w:lvl>
   </w:abstractNum>
   <w:abstractNum w:abstractNumId="9" w15:restartNumberingAfterBreak="0">
+    <w:nsid w:val="236F1862"/>
+    <w:multiLevelType w:val="hybridMultilevel"/>
+    <w:tmpl w:val="50182820"/>
+    <w:lvl w:ilvl="0" w:tplc="0C09000F">
+      <w:start w:val="1"/>
+      <w:numFmt w:val="decimal"/>
+      <w:lvlText w:val="%1."/>
+      <w:lvlJc w:val="left"/>
+      <w:pPr>
+        <w:ind w:left="720" w:hanging="360"/>
+      </w:pPr>
+    </w:lvl>
+    <w:lvl w:ilvl="1" w:tplc="0C090019" w:tentative="1">
+      <w:start w:val="1"/>
+      <w:numFmt w:val="lowerLetter"/>
+      <w:lvlText w:val="%2."/>
+      <w:lvlJc w:val="left"/>
+      <w:pPr>
+        <w:ind w:left="1440" w:hanging="360"/>
+      </w:pPr>
+    </w:lvl>
+    <w:lvl w:ilvl="2" w:tplc="0C09001B" w:tentative="1">
+      <w:start w:val="1"/>
+      <w:numFmt w:val="lowerRoman"/>
+      <w:lvlText w:val="%3."/>
+      <w:lvlJc w:val="right"/>
+      <w:pPr>
+        <w:ind w:left="2160" w:hanging="180"/>
+      </w:pPr>
+    </w:lvl>
+    <w:lvl w:ilvl="3" w:tplc="0C09000F" w:tentative="1">
+      <w:start w:val="1"/>
+      <w:numFmt w:val="decimal"/>
+      <w:lvlText w:val="%4."/>
+      <w:lvlJc w:val="left"/>
+      <w:pPr>
+        <w:ind w:left="2880" w:hanging="360"/>
+      </w:pPr>
+    </w:lvl>
+    <w:lvl w:ilvl="4" w:tplc="0C090019" w:tentative="1">
+      <w:start w:val="1"/>
+      <w:numFmt w:val="lowerLetter"/>
+      <w:lvlText w:val="%5."/>
+      <w:lvlJc w:val="left"/>
+      <w:pPr>
+        <w:ind w:left="3600" w:hanging="360"/>
+      </w:pPr>
+    </w:lvl>
+    <w:lvl w:ilvl="5" w:tplc="0C09001B" w:tentative="1">
+      <w:start w:val="1"/>
+      <w:numFmt w:val="lowerRoman"/>
+      <w:lvlText w:val="%6."/>
+      <w:lvlJc w:val="right"/>
+      <w:pPr>
+        <w:ind w:left="4320" w:hanging="180"/>
+      </w:pPr>
+    </w:lvl>
+    <w:lvl w:ilvl="6" w:tplc="0C09000F" w:tentative="1">
+      <w:start w:val="1"/>
+      <w:numFmt w:val="decimal"/>
+      <w:lvlText w:val="%7."/>
+      <w:lvlJc w:val="left"/>
+      <w:pPr>
+        <w:ind w:left="5040" w:hanging="360"/>
+      </w:pPr>
+    </w:lvl>
+    <w:lvl w:ilvl="7" w:tplc="0C090019" w:tentative="1">
+      <w:start w:val="1"/>
+      <w:numFmt w:val="lowerLetter"/>
+      <w:lvlText w:val="%8."/>
+      <w:lvlJc w:val="left"/>
+      <w:pPr>
+        <w:ind w:left="5760" w:hanging="360"/>
+      </w:pPr>
+    </w:lvl>
+    <w:lvl w:ilvl="8" w:tplc="0C09001B" w:tentative="1">
+      <w:start w:val="1"/>
+      <w:numFmt w:val="lowerRoman"/>
+      <w:lvlText w:val="%9."/>
+      <w:lvlJc w:val="right"/>
+      <w:pPr>
+        <w:ind w:left="6480" w:hanging="180"/>
+      </w:pPr>
+    </w:lvl>
+  </w:abstractNum>
+  <w:abstractNum w:abstractNumId="10" w15:restartNumberingAfterBreak="0">
     <w:nsid w:val="253C2170"/>
     <w:multiLevelType w:val="hybridMultilevel"/>
     <w:tmpl w:val="0324D69C"/>
@@ -31986,7 +32593,7 @@
       </w:rPr>
     </w:lvl>
   </w:abstractNum>
-  <w:abstractNum w:abstractNumId="10" w15:restartNumberingAfterBreak="0">
+  <w:abstractNum w:abstractNumId="11" w15:restartNumberingAfterBreak="0">
     <w:nsid w:val="30B24A7A"/>
     <w:multiLevelType w:val="multilevel"/>
     <w:tmpl w:val="EB9E971E"/>
@@ -32135,7 +32742,7 @@
       </w:rPr>
     </w:lvl>
   </w:abstractNum>
-  <w:abstractNum w:abstractNumId="11" w15:restartNumberingAfterBreak="0">
+  <w:abstractNum w:abstractNumId="12" w15:restartNumberingAfterBreak="0">
     <w:nsid w:val="3CD20164"/>
     <w:multiLevelType w:val="multilevel"/>
     <w:tmpl w:val="FA6817D4"/>
@@ -32284,7 +32891,7 @@
       </w:rPr>
     </w:lvl>
   </w:abstractNum>
-  <w:abstractNum w:abstractNumId="12" w15:restartNumberingAfterBreak="0">
+  <w:abstractNum w:abstractNumId="13" w15:restartNumberingAfterBreak="0">
     <w:nsid w:val="47123F8E"/>
     <w:multiLevelType w:val="hybridMultilevel"/>
     <w:tmpl w:val="E8047564"/>
@@ -32397,7 +33004,7 @@
       </w:rPr>
     </w:lvl>
   </w:abstractNum>
-  <w:abstractNum w:abstractNumId="13" w15:restartNumberingAfterBreak="0">
+  <w:abstractNum w:abstractNumId="14" w15:restartNumberingAfterBreak="0">
     <w:nsid w:val="585C02F1"/>
     <w:multiLevelType w:val="multilevel"/>
     <w:tmpl w:val="F67EF24C"/>
@@ -32546,7 +33153,7 @@
       </w:rPr>
     </w:lvl>
   </w:abstractNum>
-  <w:abstractNum w:abstractNumId="14" w15:restartNumberingAfterBreak="0">
+  <w:abstractNum w:abstractNumId="15" w15:restartNumberingAfterBreak="0">
     <w:nsid w:val="5D5D7D52"/>
     <w:multiLevelType w:val="multilevel"/>
     <w:tmpl w:val="038A1E3C"/>
@@ -32695,7 +33302,7 @@
       </w:rPr>
     </w:lvl>
   </w:abstractNum>
-  <w:abstractNum w:abstractNumId="15" w15:restartNumberingAfterBreak="0">
+  <w:abstractNum w:abstractNumId="16" w15:restartNumberingAfterBreak="0">
     <w:nsid w:val="5FBF7A02"/>
     <w:multiLevelType w:val="hybridMultilevel"/>
     <w:tmpl w:val="EF0C5FA8"/>
@@ -32808,7 +33415,7 @@
       </w:rPr>
     </w:lvl>
   </w:abstractNum>
-  <w:abstractNum w:abstractNumId="16" w15:restartNumberingAfterBreak="0">
+  <w:abstractNum w:abstractNumId="17" w15:restartNumberingAfterBreak="0">
     <w:nsid w:val="6F3F0CF5"/>
     <w:multiLevelType w:val="multilevel"/>
     <w:tmpl w:val="83C80266"/>
@@ -32926,7 +33533,7 @@
       </w:rPr>
     </w:lvl>
   </w:abstractNum>
-  <w:abstractNum w:abstractNumId="17" w15:restartNumberingAfterBreak="0">
+  <w:abstractNum w:abstractNumId="18" w15:restartNumberingAfterBreak="0">
     <w:nsid w:val="71F21E13"/>
     <w:multiLevelType w:val="hybridMultilevel"/>
     <w:tmpl w:val="C7E41CBA"/>
@@ -33039,7 +33646,7 @@
       </w:rPr>
     </w:lvl>
   </w:abstractNum>
-  <w:abstractNum w:abstractNumId="18" w15:restartNumberingAfterBreak="0">
+  <w:abstractNum w:abstractNumId="19" w15:restartNumberingAfterBreak="0">
     <w:nsid w:val="777B75D2"/>
     <w:multiLevelType w:val="hybridMultilevel"/>
     <w:tmpl w:val="A3300802"/>
@@ -33152,7 +33759,7 @@
       </w:rPr>
     </w:lvl>
   </w:abstractNum>
-  <w:abstractNum w:abstractNumId="19" w15:restartNumberingAfterBreak="0">
+  <w:abstractNum w:abstractNumId="20" w15:restartNumberingAfterBreak="0">
     <w:nsid w:val="7C8D05B6"/>
     <w:multiLevelType w:val="hybridMultilevel"/>
     <w:tmpl w:val="932430A8"/>
@@ -33269,16 +33876,16 @@
     <w:abstractNumId w:val="3"/>
   </w:num>
   <w:num w:numId="2" w16cid:durableId="123037630">
-    <w:abstractNumId w:val="13"/>
+    <w:abstractNumId w:val="14"/>
   </w:num>
   <w:num w:numId="3" w16cid:durableId="623583788">
     <w:abstractNumId w:val="7"/>
   </w:num>
   <w:num w:numId="4" w16cid:durableId="1266958137">
-    <w:abstractNumId w:val="11"/>
+    <w:abstractNumId w:val="12"/>
   </w:num>
   <w:num w:numId="5" w16cid:durableId="2007780803">
-    <w:abstractNumId w:val="16"/>
+    <w:abstractNumId w:val="17"/>
   </w:num>
   <w:num w:numId="6" w16cid:durableId="1525241641">
     <w:abstractNumId w:val="5"/>
@@ -33287,7 +33894,7 @@
     <w:abstractNumId w:val="2"/>
   </w:num>
   <w:num w:numId="8" w16cid:durableId="730344366">
-    <w:abstractNumId w:val="18"/>
+    <w:abstractNumId w:val="19"/>
   </w:num>
   <w:num w:numId="9" w16cid:durableId="1386569207">
     <w:abstractNumId w:val="8"/>
@@ -33296,34 +33903,37 @@
     <w:abstractNumId w:val="6"/>
   </w:num>
   <w:num w:numId="11" w16cid:durableId="1926962130">
-    <w:abstractNumId w:val="10"/>
+    <w:abstractNumId w:val="11"/>
   </w:num>
   <w:num w:numId="12" w16cid:durableId="993802788">
     <w:abstractNumId w:val="4"/>
   </w:num>
   <w:num w:numId="13" w16cid:durableId="2024701079">
-    <w:abstractNumId w:val="19"/>
+    <w:abstractNumId w:val="20"/>
   </w:num>
   <w:num w:numId="14" w16cid:durableId="1632322950">
-    <w:abstractNumId w:val="15"/>
+    <w:abstractNumId w:val="16"/>
   </w:num>
   <w:num w:numId="15" w16cid:durableId="140852847">
     <w:abstractNumId w:val="1"/>
   </w:num>
   <w:num w:numId="16" w16cid:durableId="1504318787">
-    <w:abstractNumId w:val="17"/>
+    <w:abstractNumId w:val="18"/>
   </w:num>
   <w:num w:numId="17" w16cid:durableId="641351732">
     <w:abstractNumId w:val="0"/>
   </w:num>
   <w:num w:numId="18" w16cid:durableId="1498034670">
-    <w:abstractNumId w:val="9"/>
+    <w:abstractNumId w:val="10"/>
   </w:num>
   <w:num w:numId="19" w16cid:durableId="422380942">
-    <w:abstractNumId w:val="14"/>
+    <w:abstractNumId w:val="15"/>
   </w:num>
   <w:num w:numId="20" w16cid:durableId="1554855016">
-    <w:abstractNumId w:val="12"/>
+    <w:abstractNumId w:val="13"/>
+  </w:num>
+  <w:num w:numId="21" w16cid:durableId="1311207195">
+    <w:abstractNumId w:val="9"/>
   </w:num>
 </w:numbering>
 </file>
@@ -34454,12 +35064,48 @@
     <w:name w:val="Normal (Web)"/>
     <w:basedOn w:val="Normal"/>
     <w:uiPriority w:val="99"/>
-    <w:semiHidden/>
     <w:unhideWhenUsed/>
     <w:rsid w:val="00656845"/>
     <w:rPr>
       <w:rFonts w:ascii="Times New Roman" w:hAnsi="Times New Roman" w:cs="Times New Roman"/>
     </w:rPr>
+  </w:style>
+  <w:style w:type="character" w:styleId="HTMLCode">
+    <w:name w:val="HTML Code"/>
+    <w:basedOn w:val="DefaultParagraphFont"/>
+    <w:uiPriority w:val="99"/>
+    <w:semiHidden/>
+    <w:unhideWhenUsed/>
+    <w:rsid w:val="00440BD9"/>
+    <w:rPr>
+      <w:rFonts w:ascii="Courier New" w:eastAsia="Times New Roman" w:hAnsi="Courier New" w:cs="Courier New"/>
+      <w:sz w:val="20"/>
+      <w:szCs w:val="20"/>
+    </w:rPr>
+  </w:style>
+  <w:style w:type="character" w:styleId="Strong">
+    <w:name w:val="Strong"/>
+    <w:basedOn w:val="DefaultParagraphFont"/>
+    <w:uiPriority w:val="22"/>
+    <w:qFormat/>
+    <w:rsid w:val="00440BD9"/>
+    <w:rPr>
+      <w:b/>
+      <w:bCs/>
+    </w:rPr>
+  </w:style>
+  <w:style w:type="paragraph" w:styleId="TOC3">
+    <w:name w:val="toc 3"/>
+    <w:basedOn w:val="Normal"/>
+    <w:next w:val="Normal"/>
+    <w:autoRedefine/>
+    <w:uiPriority w:val="39"/>
+    <w:unhideWhenUsed/>
+    <w:rsid w:val="00BE6B92"/>
+    <w:pPr>
+      <w:spacing w:after="100"/>
+      <w:ind w:left="480"/>
+    </w:pPr>
   </w:style>
 </w:styles>
 </file>
@@ -34577,15 +35223,27 @@
   </w:compat>
   <w:rsids>
     <w:rsidRoot w:val="00684A77"/>
+    <w:rsid w:val="001B09CF"/>
     <w:rsid w:val="001C2AA2"/>
     <w:rsid w:val="00210764"/>
     <w:rsid w:val="00231ABF"/>
+    <w:rsid w:val="002F6706"/>
+    <w:rsid w:val="0036262E"/>
+    <w:rsid w:val="00425F9F"/>
+    <w:rsid w:val="00480D11"/>
     <w:rsid w:val="00684A77"/>
+    <w:rsid w:val="00695DB3"/>
+    <w:rsid w:val="006E7389"/>
+    <w:rsid w:val="00752217"/>
+    <w:rsid w:val="008F7604"/>
     <w:rsid w:val="00907730"/>
     <w:rsid w:val="00916E88"/>
     <w:rsid w:val="009972A6"/>
     <w:rsid w:val="009E3C3E"/>
+    <w:rsid w:val="00AE4E4E"/>
     <w:rsid w:val="00C41001"/>
+    <w:rsid w:val="00C436A8"/>
+    <w:rsid w:val="00D7603E"/>
     <w:rsid w:val="00E53290"/>
   </w:rsids>
   <m:mathPr>
